--- a/courts/ninth-circuit/arizona/federal/bankruptcy-district/adversary-complaint/usage/OUTPUT-adversary-complaint-2.docx
+++ b/courts/ninth-circuit/arizona/federal/bankruptcy-district/adversary-complaint/usage/OUTPUT-adversary-complaint-2.docx
@@ -4,69 +4,256 @@
   <w:body>
     <w:p>
       <w:pPr>
-        <w:pStyle w:val="Single"/>
-      </w:pPr>
-      <w:r>
-        <w:t xml:space="preserve">Jordan Example (State Bar No. 000000)</w:t>
-      </w:r>
-    </w:p>
-    <w:p>
-      <w:pPr>
-        <w:pStyle w:val="Single"/>
-      </w:pPr>
-      <w:r>
-        <w:t xml:space="preserve">EXAMPLE &amp; SAMPLE PLLC</w:t>
-      </w:r>
-    </w:p>
-    <w:p>
-      <w:pPr>
-        <w:pStyle w:val="Single"/>
-      </w:pPr>
-      <w:r>
-        <w:t xml:space="preserve">1000 Example Avenue, Suite 100</w:t>
-      </w:r>
-    </w:p>
-    <w:p>
-      <w:pPr>
-        <w:pStyle w:val="Single"/>
-      </w:pPr>
-      <w:r>
-        <w:t xml:space="preserve">Phoenix, Arizona 85000</w:t>
-      </w:r>
-    </w:p>
-    <w:p>
-      <w:pPr>
-        <w:pStyle w:val="Single"/>
-      </w:pPr>
-      <w:r>
-        <w:t xml:space="preserve">Telephone: (602) 555-0100</w:t>
-      </w:r>
-    </w:p>
-    <w:p>
-      <w:pPr>
-        <w:pStyle w:val="Single"/>
-      </w:pPr>
-      <w:r>
-        <w:t xml:space="preserve">Email: jexample@example.invalid</w:t>
-      </w:r>
-    </w:p>
-    <w:p>
-      <w:pPr>
-        <w:pStyle w:val="Single"/>
-      </w:pPr>
-      <w:r>
-        <w:t xml:space="preserve">Attorneys for Plaintiff, Example Trustee</w:t>
-      </w:r>
-    </w:p>
-    <w:p>
-      <w:pPr>
-        <w:pStyle w:val="Single"/>
-        <w:spacing w:before="0" w:after="0" w:line="1260" w:lineRule="exact"/>
-      </w:pPr>
-    </w:p>
-    <w:p>
-      <w:pPr>
-        <w:pStyle w:val="Normal"/>
+        <w:spacing w:before="128" w:after="0" w:line="320" w:lineRule="exact"/>
+        <w:ind w:left="0" w:firstLine="0"/>
+        <w:jc w:val="left"/>
+      </w:pPr>
+      <w:r>
+        <w:rPr>
+          <w:i/>
+          <w:iCs/>
+        </w:rPr>
+        <w:t xml:space="preserve">Jordan</w:t>
+      </w:r>
+      <w:r>
+        <w:rPr>
+          <w:i/>
+          <w:iCs/>
+        </w:rPr>
+        <w:t xml:space="preserve"> </w:t>
+      </w:r>
+      <w:r>
+        <w:rPr>
+          <w:i/>
+          <w:iCs/>
+        </w:rPr>
+        <w:t xml:space="preserve">Example</w:t>
+      </w:r>
+      <w:r>
+        <w:t xml:space="preserve"> </w:t>
+      </w:r>
+      <w:r>
+        <w:t xml:space="preserve">(State</w:t>
+      </w:r>
+      <w:r>
+        <w:t xml:space="preserve"> </w:t>
+      </w:r>
+      <w:r>
+        <w:t xml:space="preserve">Bar</w:t>
+      </w:r>
+      <w:r>
+        <w:t xml:space="preserve"> </w:t>
+      </w:r>
+      <w:r>
+        <w:t xml:space="preserve">No.</w:t>
+      </w:r>
+      <w:r>
+        <w:t xml:space="preserve"> </w:t>
+      </w:r>
+      <w:r>
+        <w:t xml:space="preserve">000000)</w:t>
+      </w:r>
+    </w:p>
+    <w:p>
+      <w:pPr>
+        <w:spacing w:before="0" w:after="0" w:line="320" w:lineRule="exact"/>
+        <w:ind w:left="0" w:firstLine="0"/>
+        <w:jc w:val="left"/>
+      </w:pPr>
+      <w:r>
+        <w:t xml:space="preserve">EXAMPLE</w:t>
+      </w:r>
+      <w:r>
+        <w:t xml:space="preserve"> </w:t>
+      </w:r>
+      <w:r>
+        <w:t xml:space="preserve">&amp;</w:t>
+      </w:r>
+      <w:r>
+        <w:t xml:space="preserve"> </w:t>
+      </w:r>
+      <w:r>
+        <w:t xml:space="preserve">SAMPLE</w:t>
+      </w:r>
+      <w:r>
+        <w:t xml:space="preserve"> </w:t>
+      </w:r>
+      <w:r>
+        <w:t xml:space="preserve">PLLC</w:t>
+      </w:r>
+    </w:p>
+    <w:p>
+      <w:pPr>
+        <w:spacing w:before="0" w:after="0" w:line="320" w:lineRule="exact"/>
+        <w:ind w:left="0" w:firstLine="0"/>
+        <w:jc w:val="left"/>
+      </w:pPr>
+      <w:r>
+        <w:t xml:space="preserve">1000</w:t>
+      </w:r>
+      <w:r>
+        <w:t xml:space="preserve"> </w:t>
+      </w:r>
+      <w:r>
+        <w:t xml:space="preserve">Example</w:t>
+      </w:r>
+      <w:r>
+        <w:t xml:space="preserve"> </w:t>
+      </w:r>
+      <w:r>
+        <w:t xml:space="preserve">Avenue,</w:t>
+      </w:r>
+      <w:r>
+        <w:t xml:space="preserve"> </w:t>
+      </w:r>
+      <w:r>
+        <w:t xml:space="preserve">Suite</w:t>
+      </w:r>
+      <w:r>
+        <w:t xml:space="preserve"> </w:t>
+      </w:r>
+      <w:r>
+        <w:t xml:space="preserve">100</w:t>
+      </w:r>
+    </w:p>
+    <w:p>
+      <w:pPr>
+        <w:spacing w:before="0" w:after="0" w:line="320" w:lineRule="exact"/>
+        <w:ind w:left="0" w:firstLine="0"/>
+        <w:jc w:val="left"/>
+      </w:pPr>
+      <w:r>
+        <w:t xml:space="preserve">Phoenix,</w:t>
+      </w:r>
+      <w:r>
+        <w:t xml:space="preserve"> </w:t>
+      </w:r>
+      <w:r>
+        <w:t xml:space="preserve">Arizona</w:t>
+      </w:r>
+      <w:r>
+        <w:t xml:space="preserve"> </w:t>
+      </w:r>
+      <w:r>
+        <w:t xml:space="preserve">85000</w:t>
+      </w:r>
+    </w:p>
+    <w:p>
+      <w:pPr>
+        <w:spacing w:before="0" w:after="0" w:line="320" w:lineRule="exact"/>
+        <w:ind w:left="0" w:firstLine="0"/>
+        <w:jc w:val="left"/>
+      </w:pPr>
+      <w:r>
+        <w:t xml:space="preserve">Telephone:</w:t>
+      </w:r>
+      <w:r>
+        <w:t xml:space="preserve"> </w:t>
+      </w:r>
+      <w:r>
+        <w:t xml:space="preserve">(602)</w:t>
+      </w:r>
+      <w:r>
+        <w:t xml:space="preserve"> </w:t>
+      </w:r>
+      <w:r>
+        <w:t xml:space="preserve">555</w:t>
+        <w:noBreakHyphen/>
+        <w:t xml:space="preserve">0100</w:t>
+      </w:r>
+    </w:p>
+    <w:p>
+      <w:pPr>
+        <w:spacing w:before="0" w:after="0" w:line="320" w:lineRule="exact"/>
+        <w:ind w:left="0" w:firstLine="0"/>
+        <w:jc w:val="left"/>
+      </w:pPr>
+      <w:r>
+        <w:t xml:space="preserve">Email:</w:t>
+      </w:r>
+      <w:r>
+        <w:t xml:space="preserve"> </w:t>
+      </w:r>
+      <w:r>
+        <w:t xml:space="preserve">jexample@example.invalid</w:t>
+      </w:r>
+    </w:p>
+    <w:p>
+      <w:pPr>
+        <w:spacing w:before="0" w:after="992" w:line="320" w:lineRule="exact"/>
+        <w:ind w:left="0" w:firstLine="0"/>
+        <w:jc w:val="left"/>
+      </w:pPr>
+      <w:r>
+        <w:rPr>
+          <w:i/>
+          <w:iCs/>
+        </w:rPr>
+        <w:t xml:space="preserve">Attorneys</w:t>
+      </w:r>
+      <w:r>
+        <w:rPr>
+          <w:i/>
+          <w:iCs/>
+        </w:rPr>
+        <w:t xml:space="preserve"> </w:t>
+      </w:r>
+      <w:r>
+        <w:rPr>
+          <w:i/>
+          <w:iCs/>
+        </w:rPr>
+        <w:t xml:space="preserve">for</w:t>
+      </w:r>
+      <w:r>
+        <w:rPr>
+          <w:i/>
+          <w:iCs/>
+        </w:rPr>
+        <w:t xml:space="preserve"> </w:t>
+      </w:r>
+      <w:r>
+        <w:rPr>
+          <w:i/>
+          <w:iCs/>
+        </w:rPr>
+        <w:t xml:space="preserve">Plaintiff,</w:t>
+      </w:r>
+      <w:r>
+        <w:rPr>
+          <w:i/>
+          <w:iCs/>
+        </w:rPr>
+        <w:t xml:space="preserve"> </w:t>
+      </w:r>
+      <w:r>
+        <w:rPr>
+          <w:i/>
+          <w:iCs/>
+        </w:rPr>
+        <w:t xml:space="preserve">Example</w:t>
+      </w:r>
+      <w:r>
+        <w:rPr>
+          <w:i/>
+          <w:iCs/>
+        </w:rPr>
+        <w:t xml:space="preserve"> </w:t>
+      </w:r>
+      <w:r>
+        <w:rPr>
+          <w:i/>
+          <w:iCs/>
+        </w:rPr>
+        <w:t xml:space="preserve">Trustee</w:t>
+      </w:r>
+    </w:p>
+    <w:p>
+      <w:pPr>
+        <w:keepNext/>
+        <w:keepLines/>
+        <w:spacing w:before="0" w:after="0" w:line="480" w:lineRule="exact"/>
+        <w:ind w:left="0" w:firstLine="0"/>
         <w:jc w:val="center"/>
       </w:pPr>
       <w:r>
@@ -79,7 +266,10 @@
     </w:p>
     <w:p>
       <w:pPr>
-        <w:pStyle w:val="Normal"/>
+        <w:keepNext/>
+        <w:keepLines/>
+        <w:spacing w:before="0" w:after="480" w:line="480" w:lineRule="exact"/>
+        <w:ind w:left="0" w:firstLine="0"/>
         <w:jc w:val="center"/>
       </w:pPr>
       <w:r>
@@ -89,46 +279,44 @@
         </w:rPr>
         <w:t xml:space="preserve">DISTRICT OF ARIZONA</w:t>
       </w:r>
-    </w:p>
-    <w:p>
-      <w:pPr>
-        <w:pStyle w:val="Normal"/>
-      </w:pPr>
     </w:p>
     <w:tbl>
       <w:tblPr>
-        <w:tblW w:w="9000" w:type="dxa"/>
+        <w:tblW w:w="8640" w:type="dxa"/>
         <w:tblLayout w:type="fixed"/>
         <w:tblCellMar>
+          <w:top w:w="0" w:type="dxa"/>
           <w:left w:w="0" w:type="dxa"/>
+          <w:bottom w:w="0" w:type="dxa"/>
           <w:right w:w="0" w:type="dxa"/>
         </w:tblCellMar>
-        <w:tblLook w:val="0000" w:firstRow="0" w:lastRow="0" w:firstColumn="0" w:lastColumn="0" w:noHBand="1" w:noVBand="1"/>
+        <w:tblLook w:val="0000" w:firstRow="0" w:lastRow="0" w:firstColumn="0" w:lastColumn="0" w:noHBand="0" w:noVBand="0"/>
       </w:tblPr>
       <w:tblGrid>
         <w:gridCol w:w="4464"/>
-        <w:gridCol w:w="4536"/>
+        <w:gridCol w:w="288"/>
+        <w:gridCol w:w="3888"/>
       </w:tblGrid>
       <w:tr>
         <w:trPr>
           <w:cantSplit/>
-          <w:trHeight w:val="1160" w:hRule="atLeast"/>
         </w:trPr>
         <w:tc>
           <w:tcPr>
             <w:tcW w:w="4464" w:type="dxa"/>
+            <w:tcBorders>
+              <w:bottom w:val="single" w:sz="6" w:space="0" w:color="000000"/>
+              <w:right w:val="single" w:sz="6" w:space="0" w:color="000000"/>
+            </w:tcBorders>
             <w:tcMar>
-              <w:top w:w="0" w:type="dxa"/>
-              <w:bottom w:w="0" w:type="dxa"/>
+              <w:right w:w="200" w:type="dxa"/>
             </w:tcMar>
           </w:tcPr>
           <w:p>
             <w:pPr>
-              <w:pStyle w:val="Single"/>
-              <w:pBdr>
-                <w:right w:val="single" w:sz="6" w:space="5" w:color="000000"/>
-              </w:pBdr>
-              <w:ind w:right="100"/>
+              <w:spacing w:before="128" w:after="0" w:line="320" w:lineRule="exact"/>
+              <w:ind w:left="0" w:firstLine="0"/>
+              <w:jc w:val="left"/>
             </w:pPr>
             <w:r>
               <w:t xml:space="preserve">In re:</w:t>
@@ -136,44 +324,51 @@
           </w:p>
           <w:p>
             <w:pPr>
-              <w:pStyle w:val="Single"/>
-              <w:pBdr>
-                <w:right w:val="single" w:sz="6" w:space="5" w:color="000000"/>
-              </w:pBdr>
-              <w:spacing w:before="0" w:after="0" w:line="130" w:lineRule="exact"/>
-              <w:ind w:right="100"/>
+              <w:spacing w:before="0" w:after="0" w:line="320" w:lineRule="exact"/>
+              <w:ind w:left="0" w:firstLine="0"/>
+              <w:jc w:val="left"/>
             </w:pPr>
           </w:p>
           <w:p>
             <w:pPr>
-              <w:pStyle w:val="Single"/>
-              <w:pBdr>
-                <w:right w:val="single" w:sz="6" w:space="5" w:color="000000"/>
-              </w:pBdr>
-              <w:ind w:right="100"/>
+              <w:spacing w:before="0" w:after="0" w:line="320" w:lineRule="exact"/>
+              <w:ind w:left="0" w:firstLine="0"/>
+              <w:jc w:val="left"/>
             </w:pPr>
             <w:r>
-              <w:t xml:space="preserve">EXAMPLE DESERT HOLDINGS, LLC,</w:t>
+              <w:t xml:space="preserve">EXAMPLE</w:t>
+            </w:r>
+            <w:r>
+              <w:t xml:space="preserve"> </w:t>
+            </w:r>
+            <w:r>
+              <w:t xml:space="preserve">DESERT</w:t>
+            </w:r>
+            <w:r>
+              <w:t xml:space="preserve"> </w:t>
+            </w:r>
+            <w:r>
+              <w:t xml:space="preserve">HOLDINGS,</w:t>
+            </w:r>
+            <w:r>
+              <w:t xml:space="preserve"> </w:t>
+            </w:r>
+            <w:r>
+              <w:t xml:space="preserve">LLC,</w:t>
             </w:r>
           </w:p>
           <w:p>
             <w:pPr>
-              <w:pStyle w:val="Single"/>
-              <w:pBdr>
-                <w:right w:val="single" w:sz="6" w:space="5" w:color="000000"/>
-              </w:pBdr>
-              <w:spacing w:before="0" w:after="0" w:line="130" w:lineRule="exact"/>
-              <w:ind w:right="100"/>
+              <w:spacing w:before="0" w:after="0" w:line="320" w:lineRule="exact"/>
+              <w:ind w:left="0" w:firstLine="0"/>
+              <w:jc w:val="left"/>
             </w:pPr>
           </w:p>
           <w:p>
             <w:pPr>
-              <w:pStyle w:val="Single"/>
-              <w:pBdr>
-                <w:right w:val="single" w:sz="6" w:space="5" w:color="000000"/>
-                <w:bottom w:val="single" w:sz="6" w:space="8" w:color="000000"/>
-              </w:pBdr>
-              <w:ind w:right="100"/>
+              <w:spacing w:before="0" w:after="177" w:line="320" w:lineRule="exact"/>
+              <w:ind w:left="0" w:firstLine="0"/>
+              <w:jc w:val="left"/>
             </w:pPr>
             <w:r>
               <w:rPr>
@@ -186,16 +381,28 @@
         </w:tc>
         <w:tc>
           <w:tcPr>
-            <w:tcW w:w="4536" w:type="dxa"/>
+            <w:tcW w:w="288" w:type="dxa"/>
+          </w:tcPr>
+          <w:p>
+            <w:pPr>
+              <w:spacing w:before="0" w:after="0" w:line="320" w:lineRule="exact"/>
+              <w:ind w:left="0" w:firstLine="0"/>
+              <w:jc w:val="left"/>
+            </w:pPr>
+          </w:p>
+        </w:tc>
+        <w:tc>
+          <w:tcPr>
+            <w:tcW w:w="3888" w:type="dxa"/>
             <w:tcMar>
-              <w:top w:w="0" w:type="dxa"/>
-              <w:bottom w:w="0" w:type="dxa"/>
+              <w:left w:w="144" w:type="dxa"/>
             </w:tcMar>
           </w:tcPr>
           <w:p>
             <w:pPr>
-              <w:pStyle w:val="Single"/>
-              <w:ind w:left="432"/>
+              <w:spacing w:before="128" w:after="0" w:line="320" w:lineRule="exact"/>
+              <w:ind w:left="0" w:firstLine="0"/>
+              <w:jc w:val="left"/>
             </w:pPr>
             <w:r>
               <w:t xml:space="preserve">Chapter 11</w:t>
@@ -203,18 +410,21 @@
           </w:p>
           <w:p>
             <w:pPr>
-              <w:pStyle w:val="Single"/>
-              <w:spacing w:before="0" w:after="0" w:line="130" w:lineRule="exact"/>
-              <w:ind w:left="432"/>
+              <w:spacing w:before="0" w:after="0" w:line="320" w:lineRule="exact"/>
+              <w:ind w:left="0" w:firstLine="0"/>
+              <w:jc w:val="left"/>
             </w:pPr>
           </w:p>
           <w:p>
             <w:pPr>
-              <w:pStyle w:val="Single"/>
-              <w:ind w:left="432"/>
+              <w:spacing w:before="0" w:after="177" w:line="320" w:lineRule="exact"/>
+              <w:ind w:left="0" w:firstLine="0"/>
+              <w:jc w:val="left"/>
             </w:pPr>
             <w:r>
-              <w:t xml:space="preserve">Case No. 2:26-bk-00000</w:t>
+              <w:t xml:space="preserve">Case No. 2:26-bk</w:t>
+              <w:noBreakHyphen/>
+              <w:t xml:space="preserve">00000</w:t>
             </w:r>
           </w:p>
         </w:tc>
@@ -222,45 +432,46 @@
       <w:tr>
         <w:trPr>
           <w:cantSplit/>
-          <w:trHeight w:val="2680" w:hRule="atLeast"/>
         </w:trPr>
         <w:tc>
           <w:tcPr>
             <w:tcW w:w="4464" w:type="dxa"/>
+            <w:tcBorders>
+              <w:bottom w:val="single" w:sz="6" w:space="0" w:color="000000"/>
+              <w:right w:val="single" w:sz="6" w:space="0" w:color="000000"/>
+            </w:tcBorders>
             <w:tcMar>
-              <w:top w:w="0" w:type="dxa"/>
-              <w:bottom w:w="0" w:type="dxa"/>
+              <w:right w:w="200" w:type="dxa"/>
             </w:tcMar>
           </w:tcPr>
           <w:p>
             <w:pPr>
-              <w:pStyle w:val="Single"/>
-              <w:pBdr>
-                <w:right w:val="single" w:sz="6" w:space="5" w:color="000000"/>
-              </w:pBdr>
-              <w:ind w:right="100"/>
+              <w:spacing w:before="128" w:after="0" w:line="320" w:lineRule="exact"/>
+              <w:ind w:left="0" w:firstLine="0"/>
+              <w:jc w:val="left"/>
             </w:pPr>
             <w:r>
-              <w:t xml:space="preserve">EXAMPLE TRUSTEE,</w:t>
+              <w:t xml:space="preserve">EXAMPLE</w:t>
+            </w:r>
+            <w:r>
+              <w:t xml:space="preserve"> </w:t>
+            </w:r>
+            <w:r>
+              <w:t xml:space="preserve">TRUSTEE,</w:t>
             </w:r>
           </w:p>
           <w:p>
             <w:pPr>
-              <w:pStyle w:val="Single"/>
-              <w:pBdr>
-                <w:right w:val="single" w:sz="6" w:space="5" w:color="000000"/>
-              </w:pBdr>
-              <w:spacing w:before="0" w:after="0" w:line="130" w:lineRule="exact"/>
-              <w:ind w:right="100"/>
+              <w:spacing w:before="0" w:after="0" w:line="320" w:lineRule="exact"/>
+              <w:ind w:left="0" w:firstLine="0"/>
+              <w:jc w:val="left"/>
             </w:pPr>
           </w:p>
           <w:p>
             <w:pPr>
-              <w:pStyle w:val="Single"/>
-              <w:pBdr>
-                <w:right w:val="single" w:sz="6" w:space="5" w:color="000000"/>
-              </w:pBdr>
-              <w:ind w:right="100"/>
+              <w:spacing w:before="0" w:after="0" w:line="320" w:lineRule="exact"/>
+              <w:ind w:left="0" w:firstLine="0"/>
+              <w:jc w:val="left"/>
             </w:pPr>
             <w:r>
               <w:rPr>
@@ -272,21 +483,16 @@
           </w:p>
           <w:p>
             <w:pPr>
-              <w:pStyle w:val="Single"/>
-              <w:pBdr>
-                <w:right w:val="single" w:sz="6" w:space="5" w:color="000000"/>
-              </w:pBdr>
-              <w:spacing w:before="0" w:after="0" w:line="130" w:lineRule="exact"/>
-              <w:ind w:right="100"/>
+              <w:spacing w:before="0" w:after="0" w:line="320" w:lineRule="exact"/>
+              <w:ind w:left="0" w:firstLine="0"/>
+              <w:jc w:val="left"/>
             </w:pPr>
           </w:p>
           <w:p>
             <w:pPr>
-              <w:pStyle w:val="Single"/>
-              <w:pBdr>
-                <w:right w:val="single" w:sz="6" w:space="5" w:color="000000"/>
-              </w:pBdr>
-              <w:ind w:right="100"/>
+              <w:spacing w:before="0" w:after="0" w:line="320" w:lineRule="exact"/>
+              <w:ind w:left="0" w:firstLine="0"/>
+              <w:jc w:val="left"/>
             </w:pPr>
             <w:r>
               <w:t xml:space="preserve">v.</w:t>
@@ -294,44 +500,51 @@
           </w:p>
           <w:p>
             <w:pPr>
-              <w:pStyle w:val="Single"/>
-              <w:pBdr>
-                <w:right w:val="single" w:sz="6" w:space="5" w:color="000000"/>
-              </w:pBdr>
-              <w:spacing w:before="0" w:after="0" w:line="130" w:lineRule="exact"/>
-              <w:ind w:right="100"/>
+              <w:spacing w:before="0" w:after="0" w:line="320" w:lineRule="exact"/>
+              <w:ind w:left="0" w:firstLine="0"/>
+              <w:jc w:val="left"/>
             </w:pPr>
           </w:p>
           <w:p>
             <w:pPr>
-              <w:pStyle w:val="Single"/>
-              <w:pBdr>
-                <w:right w:val="single" w:sz="6" w:space="5" w:color="000000"/>
-              </w:pBdr>
-              <w:ind w:right="100"/>
+              <w:spacing w:before="0" w:after="0" w:line="320" w:lineRule="exact"/>
+              <w:ind w:left="0" w:firstLine="0"/>
+              <w:jc w:val="left"/>
             </w:pPr>
             <w:r>
-              <w:t xml:space="preserve">EXAMPLE LENDER BANK, N.A.,</w:t>
+              <w:t xml:space="preserve">EXAMPLE</w:t>
+            </w:r>
+            <w:r>
+              <w:t xml:space="preserve"> </w:t>
+            </w:r>
+            <w:r>
+              <w:t xml:space="preserve">LENDER</w:t>
+            </w:r>
+            <w:r>
+              <w:t xml:space="preserve"> </w:t>
+            </w:r>
+            <w:r>
+              <w:t xml:space="preserve">BANK,</w:t>
+            </w:r>
+            <w:r>
+              <w:t xml:space="preserve"> </w:t>
+            </w:r>
+            <w:r>
+              <w:t xml:space="preserve">N.A.,</w:t>
             </w:r>
           </w:p>
           <w:p>
             <w:pPr>
-              <w:pStyle w:val="Single"/>
-              <w:pBdr>
-                <w:right w:val="single" w:sz="6" w:space="5" w:color="000000"/>
-              </w:pBdr>
-              <w:spacing w:before="0" w:after="0" w:line="130" w:lineRule="exact"/>
-              <w:ind w:right="100"/>
+              <w:spacing w:before="0" w:after="0" w:line="320" w:lineRule="exact"/>
+              <w:ind w:left="0" w:firstLine="0"/>
+              <w:jc w:val="left"/>
             </w:pPr>
           </w:p>
           <w:p>
             <w:pPr>
-              <w:pStyle w:val="Single"/>
-              <w:pBdr>
-                <w:right w:val="single" w:sz="6" w:space="5" w:color="000000"/>
-                <w:bottom w:val="single" w:sz="6" w:space="8" w:color="000000"/>
-              </w:pBdr>
-              <w:ind w:right="100"/>
+              <w:spacing w:before="0" w:after="177" w:line="320" w:lineRule="exact"/>
+              <w:ind w:left="0" w:firstLine="0"/>
+              <w:jc w:val="left"/>
             </w:pPr>
             <w:r>
               <w:rPr>
@@ -344,56 +557,317 @@
         </w:tc>
         <w:tc>
           <w:tcPr>
-            <w:tcW w:w="4536" w:type="dxa"/>
+            <w:tcW w:w="288" w:type="dxa"/>
+          </w:tcPr>
+          <w:p>
+            <w:pPr>
+              <w:spacing w:before="0" w:after="0" w:line="320" w:lineRule="exact"/>
+              <w:ind w:left="0" w:firstLine="0"/>
+              <w:jc w:val="left"/>
+            </w:pPr>
+          </w:p>
+        </w:tc>
+        <w:tc>
+          <w:tcPr>
+            <w:tcW w:w="3888" w:type="dxa"/>
             <w:tcMar>
-              <w:top w:w="0" w:type="dxa"/>
-              <w:bottom w:w="0" w:type="dxa"/>
+              <w:left w:w="144" w:type="dxa"/>
             </w:tcMar>
           </w:tcPr>
           <w:p>
             <w:pPr>
-              <w:pStyle w:val="Single"/>
-              <w:ind w:left="432"/>
+              <w:spacing w:before="128" w:after="0" w:line="320" w:lineRule="exact"/>
+              <w:ind w:left="0" w:firstLine="0"/>
+              <w:jc w:val="left"/>
             </w:pPr>
             <w:r>
-              <w:t xml:space="preserve">Adv. No. 2:26-ap-00000</w:t>
+              <w:t xml:space="preserve">Adv. No. 2:26-ap</w:t>
+              <w:noBreakHyphen/>
+              <w:t xml:space="preserve">00000</w:t>
             </w:r>
           </w:p>
           <w:p>
             <w:pPr>
-              <w:pStyle w:val="Single"/>
-              <w:spacing w:before="0" w:after="0" w:line="130" w:lineRule="exact"/>
-              <w:ind w:left="432"/>
+              <w:spacing w:before="0" w:after="0" w:line="320" w:lineRule="exact"/>
+              <w:ind w:left="0" w:firstLine="0"/>
+              <w:jc w:val="left"/>
             </w:pPr>
           </w:p>
           <w:p>
             <w:pPr>
-              <w:pStyle w:val="Single"/>
-              <w:ind w:left="432"/>
+              <w:spacing w:before="0" w:after="0" w:line="320" w:lineRule="exact"/>
+              <w:ind w:left="0" w:firstLine="0"/>
+              <w:jc w:val="left"/>
             </w:pPr>
             <w:r>
               <w:rPr>
                 <w:b/>
                 <w:bCs/>
-                <w:caps/>
               </w:rPr>
-              <w:t xml:space="preserve">Complaint to Avoid and Recover Transfers and for Declaratory Relief</w:t>
+              <w:t xml:space="preserve">COMPLAINT</w:t>
+            </w:r>
+            <w:r>
+              <w:rPr>
+                <w:b/>
+                <w:bCs/>
+              </w:rPr>
+              <w:t xml:space="preserve"> </w:t>
+            </w:r>
+            <w:r>
+              <w:rPr>
+                <w:b/>
+                <w:bCs/>
+              </w:rPr>
+              <w:t xml:space="preserve">TO</w:t>
+            </w:r>
+            <w:r>
+              <w:rPr>
+                <w:b/>
+                <w:bCs/>
+              </w:rPr>
+              <w:t xml:space="preserve"> </w:t>
+            </w:r>
+            <w:r>
+              <w:rPr>
+                <w:b/>
+                <w:bCs/>
+              </w:rPr>
+              <w:t xml:space="preserve">AVOID</w:t>
+            </w:r>
+            <w:r>
+              <w:rPr>
+                <w:b/>
+                <w:bCs/>
+              </w:rPr>
+              <w:t xml:space="preserve"> </w:t>
+            </w:r>
+            <w:r>
+              <w:rPr>
+                <w:b/>
+                <w:bCs/>
+              </w:rPr>
+              <w:t xml:space="preserve">AND</w:t>
+            </w:r>
+            <w:r>
+              <w:rPr>
+                <w:b/>
+                <w:bCs/>
+              </w:rPr>
+              <w:t xml:space="preserve"> </w:t>
+            </w:r>
+            <w:r>
+              <w:rPr>
+                <w:b/>
+                <w:bCs/>
+              </w:rPr>
+              <w:t xml:space="preserve">RECOVER</w:t>
+            </w:r>
+            <w:r>
+              <w:rPr>
+                <w:b/>
+                <w:bCs/>
+              </w:rPr>
+              <w:t xml:space="preserve"> </w:t>
+            </w:r>
+            <w:r>
+              <w:rPr>
+                <w:b/>
+                <w:bCs/>
+              </w:rPr>
+              <w:t xml:space="preserve">TRANSFERS</w:t>
+            </w:r>
+            <w:r>
+              <w:rPr>
+                <w:b/>
+                <w:bCs/>
+              </w:rPr>
+              <w:t xml:space="preserve"> </w:t>
+            </w:r>
+            <w:r>
+              <w:rPr>
+                <w:b/>
+                <w:bCs/>
+              </w:rPr>
+              <w:t xml:space="preserve">AND</w:t>
+            </w:r>
+            <w:r>
+              <w:rPr>
+                <w:b/>
+                <w:bCs/>
+              </w:rPr>
+              <w:t xml:space="preserve"> </w:t>
+            </w:r>
+            <w:r>
+              <w:rPr>
+                <w:b/>
+                <w:bCs/>
+              </w:rPr>
+              <w:t xml:space="preserve">FOR</w:t>
+            </w:r>
+            <w:r>
+              <w:rPr>
+                <w:b/>
+                <w:bCs/>
+              </w:rPr>
+              <w:t xml:space="preserve"> </w:t>
+            </w:r>
+            <w:r>
+              <w:rPr>
+                <w:b/>
+                <w:bCs/>
+              </w:rPr>
+              <w:t xml:space="preserve">DECLARATORY</w:t>
+            </w:r>
+            <w:r>
+              <w:rPr>
+                <w:b/>
+                <w:bCs/>
+              </w:rPr>
+              <w:t xml:space="preserve"> </w:t>
+            </w:r>
+            <w:r>
+              <w:rPr>
+                <w:b/>
+                <w:bCs/>
+              </w:rPr>
+              <w:t xml:space="preserve">RELIEF</w:t>
             </w:r>
           </w:p>
           <w:p>
             <w:pPr>
-              <w:pStyle w:val="Single"/>
-              <w:spacing w:before="0" w:after="0" w:line="130" w:lineRule="exact"/>
-              <w:ind w:left="432"/>
+              <w:spacing w:before="0" w:after="0" w:line="320" w:lineRule="exact"/>
+              <w:ind w:left="0" w:firstLine="0"/>
+              <w:jc w:val="left"/>
             </w:pPr>
           </w:p>
           <w:p>
             <w:pPr>
-              <w:pStyle w:val="Single"/>
-              <w:ind w:left="432"/>
+              <w:spacing w:before="0" w:after="177" w:line="320" w:lineRule="exact"/>
+              <w:ind w:left="0" w:firstLine="0"/>
+              <w:jc w:val="left"/>
             </w:pPr>
             <w:r>
-              <w:t xml:space="preserve">Seeks avoidance and recovery of transfers under 11 U.S.C. §§ 547, 548 and 550, and a declaration of the parties’ rights.</w:t>
+              <w:t xml:space="preserve">Seeks</w:t>
+            </w:r>
+            <w:r>
+              <w:t xml:space="preserve"> </w:t>
+            </w:r>
+            <w:r>
+              <w:t xml:space="preserve">avoidance</w:t>
+            </w:r>
+            <w:r>
+              <w:t xml:space="preserve"> </w:t>
+            </w:r>
+            <w:r>
+              <w:t xml:space="preserve">and</w:t>
+            </w:r>
+            <w:r>
+              <w:t xml:space="preserve"> </w:t>
+            </w:r>
+            <w:r>
+              <w:t xml:space="preserve">recovery</w:t>
+            </w:r>
+            <w:r>
+              <w:t xml:space="preserve"> </w:t>
+            </w:r>
+            <w:r>
+              <w:t xml:space="preserve">of</w:t>
+            </w:r>
+            <w:r>
+              <w:t xml:space="preserve"> </w:t>
+            </w:r>
+            <w:r>
+              <w:t xml:space="preserve">transfers</w:t>
+            </w:r>
+            <w:r>
+              <w:t xml:space="preserve"> </w:t>
+            </w:r>
+            <w:r>
+              <w:t xml:space="preserve">under</w:t>
+            </w:r>
+            <w:r>
+              <w:t xml:space="preserve"> </w:t>
+            </w:r>
+            <w:r>
+              <w:t xml:space="preserve">11</w:t>
+            </w:r>
+            <w:r>
+              <w:t xml:space="preserve"> </w:t>
+            </w:r>
+            <w:r>
+              <w:t xml:space="preserve">U.S.C.</w:t>
+            </w:r>
+            <w:r>
+              <w:t xml:space="preserve"> </w:t>
+            </w:r>
+            <w:r>
+              <w:t xml:space="preserve">§§</w:t>
+            </w:r>
+            <w:r>
+              <w:t xml:space="preserve"> </w:t>
+            </w:r>
+            <w:r>
+              <w:t xml:space="preserve">547,</w:t>
+            </w:r>
+            <w:r>
+              <w:t xml:space="preserve"> </w:t>
+            </w:r>
+            <w:r>
+              <w:t xml:space="preserve">548</w:t>
+            </w:r>
+            <w:r>
+              <w:t xml:space="preserve"> </w:t>
+            </w:r>
+            <w:r>
+              <w:t xml:space="preserve">and</w:t>
+            </w:r>
+            <w:r>
+              <w:t xml:space="preserve"> </w:t>
+            </w:r>
+            <w:r>
+              <w:t xml:space="preserve">550,</w:t>
+            </w:r>
+            <w:r>
+              <w:t xml:space="preserve"> </w:t>
+            </w:r>
+            <w:r>
+              <w:t xml:space="preserve">and</w:t>
+            </w:r>
+            <w:r>
+              <w:t xml:space="preserve"> </w:t>
+            </w:r>
+            <w:r>
+              <w:t xml:space="preserve">a</w:t>
+            </w:r>
+            <w:r>
+              <w:t xml:space="preserve"> </w:t>
+            </w:r>
+            <w:r>
+              <w:t xml:space="preserve">declaration</w:t>
+            </w:r>
+            <w:r>
+              <w:t xml:space="preserve"> </w:t>
+            </w:r>
+            <w:r>
+              <w:t xml:space="preserve">of</w:t>
+            </w:r>
+            <w:r>
+              <w:t xml:space="preserve"> </w:t>
+            </w:r>
+            <w:r>
+              <w:t xml:space="preserve">the</w:t>
+            </w:r>
+            <w:r>
+              <w:t xml:space="preserve"> </w:t>
+            </w:r>
+            <w:r>
+              <w:t xml:space="preserve">parties’</w:t>
+            </w:r>
+            <w:r>
+              <w:t xml:space="preserve"> </w:t>
+            </w:r>
+            <w:r>
+              <w:t xml:space="preserve">rights.</w:t>
             </w:r>
           </w:p>
         </w:tc>
@@ -401,25 +875,160 @@
     </w:tbl>
     <w:p>
       <w:pPr>
-        <w:pStyle w:val="Numbered"/>
-        <w:ind w:firstLine="720"/>
-      </w:pPr>
-      <w:r>
-        <w:t xml:space="preserve">Plaintiff, the chapter 11 trustee of the estate of the above-named debtor, alleges as follows.</w:t>
-      </w:r>
-    </w:p>
-    <w:bookmarkStart w:id="20" w:name="nature-of-the-action"/>
+        <w:spacing w:before="480" w:after="0" w:line="480" w:lineRule="exact"/>
+        <w:ind w:left="0" w:firstLine="720"/>
+        <w:jc w:val="left"/>
+      </w:pPr>
+      <w:r>
+        <w:t xml:space="preserve">Plaintiff,</w:t>
+      </w:r>
+      <w:r>
+        <w:t xml:space="preserve"> </w:t>
+      </w:r>
+      <w:r>
+        <w:t xml:space="preserve">the</w:t>
+      </w:r>
+      <w:r>
+        <w:t xml:space="preserve"> </w:t>
+      </w:r>
+      <w:r>
+        <w:t xml:space="preserve">chapter</w:t>
+      </w:r>
+      <w:r>
+        <w:t xml:space="preserve"> </w:t>
+      </w:r>
+      <w:r>
+        <w:t xml:space="preserve">11</w:t>
+      </w:r>
+      <w:r>
+        <w:t xml:space="preserve"> </w:t>
+      </w:r>
+      <w:r>
+        <w:t xml:space="preserve">trustee</w:t>
+      </w:r>
+      <w:r>
+        <w:t xml:space="preserve"> </w:t>
+      </w:r>
+      <w:r>
+        <w:t xml:space="preserve">of</w:t>
+      </w:r>
+      <w:r>
+        <w:t xml:space="preserve"> </w:t>
+      </w:r>
+      <w:r>
+        <w:t xml:space="preserve">the</w:t>
+      </w:r>
+      <w:r>
+        <w:t xml:space="preserve"> </w:t>
+      </w:r>
+      <w:r>
+        <w:t xml:space="preserve">estate</w:t>
+      </w:r>
+      <w:r>
+        <w:t xml:space="preserve"> </w:t>
+      </w:r>
+      <w:r>
+        <w:t xml:space="preserve">of</w:t>
+      </w:r>
+      <w:r>
+        <w:t xml:space="preserve"> </w:t>
+      </w:r>
+      <w:r>
+        <w:t xml:space="preserve">the</w:t>
+      </w:r>
+      <w:r>
+        <w:t xml:space="preserve"> </w:t>
+      </w:r>
+      <w:r>
+        <w:t xml:space="preserve">above-named</w:t>
+      </w:r>
+      <w:r>
+        <w:t xml:space="preserve"> </w:t>
+      </w:r>
+      <w:r>
+        <w:t xml:space="preserve">debtor,</w:t>
+      </w:r>
+      <w:r>
+        <w:t xml:space="preserve"> </w:t>
+      </w:r>
+      <w:r>
+        <w:t xml:space="preserve">alleges</w:t>
+      </w:r>
+      <w:r>
+        <w:t xml:space="preserve"> </w:t>
+      </w:r>
+      <w:r>
+        <w:t xml:space="preserve">as</w:t>
+      </w:r>
+      <w:r>
+        <w:t xml:space="preserve"> </w:t>
+      </w:r>
+      <w:r>
+        <w:t xml:space="preserve">follows.</w:t>
+      </w:r>
+    </w:p>
     <w:p>
       <w:pPr>
         <w:pStyle w:val="Heading1"/>
-      </w:pPr>
-      <w:r>
-        <w:t xml:space="preserve">Nature of the Action</w:t>
-      </w:r>
-    </w:p>
-    <w:p>
-      <w:pPr>
-        <w:pStyle w:val="Numbered"/>
+        <w:keepNext/>
+        <w:keepLines/>
+        <w:spacing w:before="0" w:after="0" w:line="480" w:lineRule="exact"/>
+        <w:ind w:left="0" w:firstLine="0"/>
+        <w:jc w:val="center"/>
+      </w:pPr>
+      <w:r>
+        <w:rPr>
+          <w:b/>
+          <w:bCs/>
+        </w:rPr>
+        <w:t xml:space="preserve">NATURE</w:t>
+      </w:r>
+      <w:r>
+        <w:rPr>
+          <w:b/>
+          <w:bCs/>
+        </w:rPr>
+        <w:t xml:space="preserve"> </w:t>
+      </w:r>
+      <w:r>
+        <w:rPr>
+          <w:b/>
+          <w:bCs/>
+        </w:rPr>
+        <w:t xml:space="preserve">OF</w:t>
+      </w:r>
+      <w:r>
+        <w:rPr>
+          <w:b/>
+          <w:bCs/>
+        </w:rPr>
+        <w:t xml:space="preserve"> </w:t>
+      </w:r>
+      <w:r>
+        <w:rPr>
+          <w:b/>
+          <w:bCs/>
+        </w:rPr>
+        <w:t xml:space="preserve">THE</w:t>
+      </w:r>
+      <w:r>
+        <w:rPr>
+          <w:b/>
+          <w:bCs/>
+        </w:rPr>
+        <w:t xml:space="preserve"> </w:t>
+      </w:r>
+      <w:r>
+        <w:rPr>
+          <w:b/>
+          <w:bCs/>
+        </w:rPr>
+        <w:t xml:space="preserve">ACTION</w:t>
+      </w:r>
+    </w:p>
+    <w:p>
+      <w:pPr>
+        <w:pStyle w:val="Allegation"/>
       </w:pPr>
       <w:r>
         <w:t xml:space="preserve">1.</w:t>
@@ -428,12 +1037,12 @@
         <w:tab/>
       </w:r>
       <w:r>
-        <w:t xml:space="preserve">This adversary proceeding recovers payments that the debtor made to Defendant in the ninety days before the petition date, while the debtor was insolvent, on account of a pre-existing antecedent debt. The payments are avoidable under 11 U.S.C. § 547(b), and the same transfers are avoidable under 11 U.S.C. § 548 to the extent they were made for less than reasonably equivalent value. Plaintiff seeks to avoid the transfers and recover their value for the benefit of the estate under 11 U.S.C. § 550.</w:t>
-      </w:r>
-    </w:p>
-    <w:p>
-      <w:pPr>
-        <w:pStyle w:val="Numbered"/>
+        <w:t xml:space="preserve">This adversary proceeding recovers payments that the debtor made to Defendant in the ninety days before the petition date, while the debtor was insolvent, on account of a pre-existing antecedent debt. The payments are avoidable under 11 U.S.C. § 547(b), and the same transfers are avoidable under 11 U.S.C. § 548 to the extent they were made for less than reasonably equivalent value. Plaintiff seeks to avoid the transfers and recover their value for the benefit of the estate under 11 U.S.C. § 550.</w:t>
+      </w:r>
+    </w:p>
+    <w:p>
+      <w:pPr>
+        <w:pStyle w:val="Allegation"/>
       </w:pPr>
       <w:r>
         <w:t xml:space="preserve">2.</w:t>
@@ -445,19 +1054,54 @@
         <w:t xml:space="preserve">The facts below are alleged on information and belief from the debtor’s books, the loan file that Defendant produced, and the bank statements that the debtor’s former controller delivered to Plaintiff. Plaintiff reserves the right to amend this complaint as discovery proceeds.</w:t>
       </w:r>
     </w:p>
-    <w:bookmarkEnd w:id="20"/>
-    <w:bookmarkStart w:id="21" w:name="jurisdiction-and-venue"/>
     <w:p>
       <w:pPr>
         <w:pStyle w:val="Heading1"/>
-      </w:pPr>
-      <w:r>
-        <w:t xml:space="preserve">Jurisdiction and Venue</w:t>
-      </w:r>
-    </w:p>
-    <w:p>
-      <w:pPr>
-        <w:pStyle w:val="Numbered"/>
+        <w:keepNext/>
+        <w:keepLines/>
+        <w:spacing w:before="0" w:after="0" w:line="480" w:lineRule="exact"/>
+        <w:ind w:left="0" w:firstLine="0"/>
+        <w:jc w:val="center"/>
+      </w:pPr>
+      <w:r>
+        <w:rPr>
+          <w:b/>
+          <w:bCs/>
+        </w:rPr>
+        <w:t xml:space="preserve">JURISDICTION</w:t>
+      </w:r>
+      <w:r>
+        <w:rPr>
+          <w:b/>
+          <w:bCs/>
+        </w:rPr>
+        <w:t xml:space="preserve"> </w:t>
+      </w:r>
+      <w:r>
+        <w:rPr>
+          <w:b/>
+          <w:bCs/>
+        </w:rPr>
+        <w:t xml:space="preserve">AND</w:t>
+      </w:r>
+      <w:r>
+        <w:rPr>
+          <w:b/>
+          <w:bCs/>
+        </w:rPr>
+        <w:t xml:space="preserve"> </w:t>
+      </w:r>
+      <w:r>
+        <w:rPr>
+          <w:b/>
+          <w:bCs/>
+        </w:rPr>
+        <w:t xml:space="preserve">VENUE</w:t>
+      </w:r>
+    </w:p>
+    <w:p>
+      <w:pPr>
+        <w:pStyle w:val="Allegation"/>
       </w:pPr>
       <w:r>
         <w:t xml:space="preserve">3.</w:t>
@@ -466,12 +1110,12 @@
         <w:tab/>
       </w:r>
       <w:r>
-        <w:t xml:space="preserve">This adversary proceeding arises under title 11 and arises in the case under title 11 that is pending in this Court. The Court has jurisdiction under 28 U.S.C. §§ 157 and 1334 and under the general order of reference of the United States District Court for the District of Arizona.</w:t>
-      </w:r>
-    </w:p>
-    <w:p>
-      <w:pPr>
-        <w:pStyle w:val="Numbered"/>
+        <w:t xml:space="preserve">This adversary proceeding arises under title 11 and arises in the case under title 11 that is pending in this Court. The Court has jurisdiction under 28 U.S.C. §§ 157 and 1334 and under the general order of reference of the United States District Court for the District of Arizona.</w:t>
+      </w:r>
+    </w:p>
+    <w:p>
+      <w:pPr>
+        <w:pStyle w:val="Allegation"/>
       </w:pPr>
       <w:r>
         <w:t xml:space="preserve">4.</w:t>
@@ -480,12 +1124,12 @@
         <w:tab/>
       </w:r>
       <w:r>
-        <w:t xml:space="preserve">This is a core proceeding under 28 U.S.C. § 157(b)(2)(F) and (H). Plaintiff consents to the entry of final orders and judgment by the bankruptcy judge in this proceeding, and asks the Court to enter them.</w:t>
-      </w:r>
-    </w:p>
-    <w:p>
-      <w:pPr>
-        <w:pStyle w:val="Numbered"/>
+        <w:t xml:space="preserve">This is a core proceeding under 28 U.S.C. § 157(b)⁠(2)⁠(F) and (H). Plaintiff consents to the entry of final orders and judgment by the bankruptcy judge in this proceeding, and asks the Court to enter them.</w:t>
+      </w:r>
+    </w:p>
+    <w:p>
+      <w:pPr>
+        <w:pStyle w:val="Allegation"/>
       </w:pPr>
       <w:r>
         <w:t xml:space="preserve">5.</w:t>
@@ -494,22 +1138,29 @@
         <w:tab/>
       </w:r>
       <w:r>
-        <w:t xml:space="preserve">Venue is proper in this district and division under 28 U.S.C. § 1409(a) because the chapter 11 case that gave rise to this proceeding is pending here.</w:t>
-      </w:r>
-    </w:p>
-    <w:bookmarkEnd w:id="21"/>
-    <w:bookmarkStart w:id="22" w:name="parties"/>
+        <w:t xml:space="preserve">Venue is proper in this district and division under 28 U.S.C. § 1409(a) because the chapter 11 case that gave rise to this proceeding is pending here.</w:t>
+      </w:r>
+    </w:p>
     <w:p>
       <w:pPr>
         <w:pStyle w:val="Heading1"/>
-      </w:pPr>
-      <w:r>
-        <w:t xml:space="preserve">Parties</w:t>
-      </w:r>
-    </w:p>
-    <w:p>
-      <w:pPr>
-        <w:pStyle w:val="Numbered"/>
+        <w:keepNext/>
+        <w:keepLines/>
+        <w:spacing w:before="0" w:after="0" w:line="480" w:lineRule="exact"/>
+        <w:ind w:left="0" w:firstLine="0"/>
+        <w:jc w:val="center"/>
+      </w:pPr>
+      <w:r>
+        <w:rPr>
+          <w:b/>
+          <w:bCs/>
+        </w:rPr>
+        <w:t xml:space="preserve">PARTIES</w:t>
+      </w:r>
+    </w:p>
+    <w:p>
+      <w:pPr>
+        <w:pStyle w:val="Allegation"/>
       </w:pPr>
       <w:r>
         <w:t xml:space="preserve">6.</w:t>
@@ -527,12 +1178,12 @@
         <w:t xml:space="preserve">“Debtor”</w:t>
       </w:r>
       <w:r>
-        <w:t xml:space="preserve">). Plaintiff brings this action under 11 U.S.C. §§ 323 and 704(a)(1) in that capacity.</w:t>
-      </w:r>
-    </w:p>
-    <w:p>
-      <w:pPr>
-        <w:pStyle w:val="Numbered"/>
+        <w:t xml:space="preserve">). Plaintiff brings this action under 11 U.S.C. §§ 323 and 704(a)⁠(1) in that capacity.</w:t>
+      </w:r>
+    </w:p>
+    <w:p>
+      <w:pPr>
+        <w:pStyle w:val="Allegation"/>
       </w:pPr>
       <w:r>
         <w:t xml:space="preserve">7.</w:t>
@@ -546,7 +1197,7 @@
     </w:p>
     <w:p>
       <w:pPr>
-        <w:pStyle w:val="Numbered"/>
+        <w:pStyle w:val="Allegation"/>
       </w:pPr>
       <w:r>
         <w:t xml:space="preserve">8.</w:t>
@@ -558,28 +1209,113 @@
         <w:t xml:space="preserve">Defendant is a national banking association with its main office in Phoenix, Arizona. Defendant was a creditor of the Debtor and received the transfers described below.</w:t>
       </w:r>
     </w:p>
-    <w:bookmarkEnd w:id="22"/>
-    <w:bookmarkStart w:id="26" w:name="factual-background"/>
     <w:p>
       <w:pPr>
         <w:pStyle w:val="Heading1"/>
-      </w:pPr>
-      <w:r>
-        <w:t xml:space="preserve">Factual Background</w:t>
-      </w:r>
-    </w:p>
-    <w:bookmarkStart w:id="23" w:name="the-debtor-and-its-loan"/>
+        <w:keepNext/>
+        <w:keepLines/>
+        <w:spacing w:before="0" w:after="0" w:line="480" w:lineRule="exact"/>
+        <w:ind w:left="0" w:firstLine="0"/>
+        <w:jc w:val="center"/>
+      </w:pPr>
+      <w:r>
+        <w:rPr>
+          <w:b/>
+          <w:bCs/>
+        </w:rPr>
+        <w:t xml:space="preserve">FACTUAL</w:t>
+      </w:r>
+      <w:r>
+        <w:rPr>
+          <w:b/>
+          <w:bCs/>
+        </w:rPr>
+        <w:t xml:space="preserve"> </w:t>
+      </w:r>
+      <w:r>
+        <w:rPr>
+          <w:b/>
+          <w:bCs/>
+        </w:rPr>
+        <w:t xml:space="preserve">BACKGROUND</w:t>
+      </w:r>
+    </w:p>
     <w:p>
       <w:pPr>
         <w:pStyle w:val="Heading2"/>
-      </w:pPr>
-      <w:r>
-        <w:t xml:space="preserve">The Debtor and Its Loan</w:t>
-      </w:r>
-    </w:p>
-    <w:p>
-      <w:pPr>
-        <w:pStyle w:val="Numbered"/>
+        <w:keepNext/>
+        <w:keepLines/>
+        <w:spacing w:before="0" w:after="0" w:line="480" w:lineRule="exact"/>
+        <w:ind w:left="0" w:firstLine="0"/>
+        <w:jc w:val="center"/>
+      </w:pPr>
+      <w:r>
+        <w:rPr>
+          <w:b/>
+          <w:bCs/>
+        </w:rPr>
+        <w:t xml:space="preserve">The</w:t>
+      </w:r>
+      <w:r>
+        <w:rPr>
+          <w:b/>
+          <w:bCs/>
+        </w:rPr>
+        <w:t xml:space="preserve"> </w:t>
+      </w:r>
+      <w:r>
+        <w:rPr>
+          <w:b/>
+          <w:bCs/>
+        </w:rPr>
+        <w:t xml:space="preserve">Debtor</w:t>
+      </w:r>
+      <w:r>
+        <w:rPr>
+          <w:b/>
+          <w:bCs/>
+        </w:rPr>
+        <w:t xml:space="preserve"> </w:t>
+      </w:r>
+      <w:r>
+        <w:rPr>
+          <w:b/>
+          <w:bCs/>
+        </w:rPr>
+        <w:t xml:space="preserve">and</w:t>
+      </w:r>
+      <w:r>
+        <w:rPr>
+          <w:b/>
+          <w:bCs/>
+        </w:rPr>
+        <w:t xml:space="preserve"> </w:t>
+      </w:r>
+      <w:r>
+        <w:rPr>
+          <w:b/>
+          <w:bCs/>
+        </w:rPr>
+        <w:t xml:space="preserve">Its</w:t>
+      </w:r>
+      <w:r>
+        <w:rPr>
+          <w:b/>
+          <w:bCs/>
+        </w:rPr>
+        <w:t xml:space="preserve"> </w:t>
+      </w:r>
+      <w:r>
+        <w:rPr>
+          <w:b/>
+          <w:bCs/>
+        </w:rPr>
+        <w:t xml:space="preserve">Loan</w:t>
+      </w:r>
+    </w:p>
+    <w:p>
+      <w:pPr>
+        <w:pStyle w:val="Allegation"/>
       </w:pPr>
       <w:r>
         <w:t xml:space="preserve">9.</w:t>
@@ -593,7 +1329,7 @@
     </w:p>
     <w:p>
       <w:pPr>
-        <w:pStyle w:val="Numbered"/>
+        <w:pStyle w:val="Allegation"/>
       </w:pPr>
       <w:r>
         <w:t xml:space="preserve">10.</w:t>
@@ -605,19 +1341,40 @@
         <w:t xml:space="preserve">On information and belief, the Debtor’s accounts receivable were insufficient to pay its trade creditors and its secured debt as the debts came due. The Debtor’s management knew that the business could not continue on its existing terms, and it began to reduce its exposure to Defendant before the bankruptcy filing.</w:t>
       </w:r>
     </w:p>
-    <w:bookmarkEnd w:id="23"/>
-    <w:bookmarkStart w:id="24" w:name="the-transfers"/>
     <w:p>
       <w:pPr>
         <w:pStyle w:val="Heading2"/>
-      </w:pPr>
-      <w:r>
-        <w:t xml:space="preserve">The Transfers</w:t>
-      </w:r>
-    </w:p>
-    <w:p>
-      <w:pPr>
-        <w:pStyle w:val="Numbered"/>
+        <w:keepNext/>
+        <w:keepLines/>
+        <w:spacing w:before="0" w:after="0" w:line="480" w:lineRule="exact"/>
+        <w:ind w:left="0" w:firstLine="0"/>
+        <w:jc w:val="center"/>
+      </w:pPr>
+      <w:r>
+        <w:rPr>
+          <w:b/>
+          <w:bCs/>
+        </w:rPr>
+        <w:t xml:space="preserve">The</w:t>
+      </w:r>
+      <w:r>
+        <w:rPr>
+          <w:b/>
+          <w:bCs/>
+        </w:rPr>
+        <w:t xml:space="preserve"> </w:t>
+      </w:r>
+      <w:r>
+        <w:rPr>
+          <w:b/>
+          <w:bCs/>
+        </w:rPr>
+        <w:t xml:space="preserve">Transfers</w:t>
+      </w:r>
+    </w:p>
+    <w:p>
+      <w:pPr>
+        <w:pStyle w:val="Allegation"/>
       </w:pPr>
       <w:r>
         <w:t xml:space="preserve">11.</w:t>
@@ -640,7 +1397,7 @@
     </w:p>
     <w:p>
       <w:pPr>
-        <w:pStyle w:val="Numbered"/>
+        <w:pStyle w:val="Allegation"/>
       </w:pPr>
       <w:r>
         <w:t xml:space="preserve">12.</w:t>
@@ -654,7 +1411,7 @@
     </w:p>
     <w:p>
       <w:pPr>
-        <w:pStyle w:val="Numbered"/>
+        <w:pStyle w:val="Allegation"/>
       </w:pPr>
       <w:r>
         <w:t xml:space="preserve">13.</w:t>
@@ -666,19 +1423,26 @@
         <w:t xml:space="preserve">Defendant is not an insider of the Debtor. The Transfers followed the Debtor’s default notices. Defendant gave the Debtor no new value in exchange for the Transfers.</w:t>
       </w:r>
     </w:p>
-    <w:bookmarkEnd w:id="24"/>
-    <w:bookmarkStart w:id="25" w:name="demand"/>
     <w:p>
       <w:pPr>
         <w:pStyle w:val="Heading2"/>
-      </w:pPr>
-      <w:r>
+        <w:keepNext/>
+        <w:keepLines/>
+        <w:spacing w:before="0" w:after="0" w:line="480" w:lineRule="exact"/>
+        <w:ind w:left="0" w:firstLine="0"/>
+        <w:jc w:val="center"/>
+      </w:pPr>
+      <w:r>
+        <w:rPr>
+          <w:b/>
+          <w:bCs/>
+        </w:rPr>
         <w:t xml:space="preserve">Demand</w:t>
       </w:r>
     </w:p>
     <w:p>
       <w:pPr>
-        <w:pStyle w:val="Numbered"/>
+        <w:pStyle w:val="Allegation"/>
       </w:pPr>
       <w:r>
         <w:t xml:space="preserve">14.</w:t>
@@ -690,29 +1454,211 @@
         <w:t xml:space="preserve">Before filing this complaint, Plaintiff sent Defendant a written demand for the return of the Transfers. Defendant did not return any part of them.</w:t>
       </w:r>
     </w:p>
-    <w:bookmarkEnd w:id="25"/>
-    <w:bookmarkEnd w:id="26"/>
-    <w:bookmarkStart w:id="28" w:name="first-claim-for-relief"/>
     <w:p>
       <w:pPr>
         <w:pStyle w:val="Heading1"/>
-      </w:pPr>
-      <w:r>
-        <w:t xml:space="preserve">First Claim for Relief</w:t>
-      </w:r>
-    </w:p>
-    <w:bookmarkStart w:id="27" w:name="Xfb8a8f2d98bb184c22a833ba9c444e8368054b4"/>
+        <w:keepNext/>
+        <w:keepLines/>
+        <w:spacing w:before="0" w:after="0" w:line="480" w:lineRule="exact"/>
+        <w:ind w:left="0" w:firstLine="0"/>
+        <w:jc w:val="center"/>
+      </w:pPr>
+      <w:r>
+        <w:rPr>
+          <w:b/>
+          <w:bCs/>
+        </w:rPr>
+        <w:t xml:space="preserve">FIRST</w:t>
+      </w:r>
+      <w:r>
+        <w:rPr>
+          <w:b/>
+          <w:bCs/>
+        </w:rPr>
+        <w:t xml:space="preserve"> </w:t>
+      </w:r>
+      <w:r>
+        <w:rPr>
+          <w:b/>
+          <w:bCs/>
+        </w:rPr>
+        <w:t xml:space="preserve">CLAIM</w:t>
+      </w:r>
+      <w:r>
+        <w:rPr>
+          <w:b/>
+          <w:bCs/>
+        </w:rPr>
+        <w:t xml:space="preserve"> </w:t>
+      </w:r>
+      <w:r>
+        <w:rPr>
+          <w:b/>
+          <w:bCs/>
+        </w:rPr>
+        <w:t xml:space="preserve">FOR</w:t>
+      </w:r>
+      <w:r>
+        <w:rPr>
+          <w:b/>
+          <w:bCs/>
+        </w:rPr>
+        <w:t xml:space="preserve"> </w:t>
+      </w:r>
+      <w:r>
+        <w:rPr>
+          <w:b/>
+          <w:bCs/>
+        </w:rPr>
+        <w:t xml:space="preserve">RELIEF</w:t>
+      </w:r>
+    </w:p>
     <w:p>
       <w:pPr>
         <w:pStyle w:val="Heading2"/>
-      </w:pPr>
-      <w:r>
-        <w:t xml:space="preserve">Avoidance of Preferential Transfers (11 U.S.C. §§ 547(b) and 550)</w:t>
-      </w:r>
-    </w:p>
-    <w:p>
-      <w:pPr>
-        <w:pStyle w:val="Numbered"/>
+        <w:keepNext/>
+        <w:keepLines/>
+        <w:spacing w:before="0" w:after="0" w:line="480" w:lineRule="exact"/>
+        <w:ind w:left="0" w:firstLine="0"/>
+        <w:jc w:val="center"/>
+      </w:pPr>
+      <w:r>
+        <w:rPr>
+          <w:b/>
+          <w:bCs/>
+        </w:rPr>
+        <w:t xml:space="preserve">Avoidance</w:t>
+      </w:r>
+      <w:r>
+        <w:rPr>
+          <w:b/>
+          <w:bCs/>
+        </w:rPr>
+        <w:t xml:space="preserve"> </w:t>
+      </w:r>
+      <w:r>
+        <w:rPr>
+          <w:b/>
+          <w:bCs/>
+        </w:rPr>
+        <w:t xml:space="preserve">of</w:t>
+      </w:r>
+      <w:r>
+        <w:rPr>
+          <w:b/>
+          <w:bCs/>
+        </w:rPr>
+        <w:t xml:space="preserve"> </w:t>
+      </w:r>
+      <w:r>
+        <w:rPr>
+          <w:b/>
+          <w:bCs/>
+        </w:rPr>
+        <w:t xml:space="preserve">Preferential</w:t>
+      </w:r>
+      <w:r>
+        <w:rPr>
+          <w:b/>
+          <w:bCs/>
+        </w:rPr>
+        <w:t xml:space="preserve"> </w:t>
+      </w:r>
+      <w:r>
+        <w:rPr>
+          <w:b/>
+          <w:bCs/>
+        </w:rPr>
+        <w:t xml:space="preserve">Transfers</w:t>
+      </w:r>
+      <w:r>
+        <w:rPr>
+          <w:b/>
+          <w:bCs/>
+        </w:rPr>
+        <w:t xml:space="preserve"> </w:t>
+      </w:r>
+      <w:r>
+        <w:rPr>
+          <w:b/>
+          <w:bCs/>
+        </w:rPr>
+        <w:t xml:space="preserve">(11</w:t>
+      </w:r>
+      <w:r>
+        <w:rPr>
+          <w:b/>
+          <w:bCs/>
+        </w:rPr>
+        <w:t xml:space="preserve"> </w:t>
+      </w:r>
+      <w:r>
+        <w:rPr>
+          <w:b/>
+          <w:bCs/>
+        </w:rPr>
+        <w:t xml:space="preserve">U.S.C.</w:t>
+      </w:r>
+      <w:r>
+        <w:rPr>
+          <w:b/>
+          <w:bCs/>
+        </w:rPr>
+        <w:t xml:space="preserve"> </w:t>
+      </w:r>
+      <w:r>
+        <w:rPr>
+          <w:b/>
+          <w:bCs/>
+        </w:rPr>
+        <w:t xml:space="preserve">§§</w:t>
+      </w:r>
+      <w:r>
+        <w:rPr>
+          <w:b/>
+          <w:bCs/>
+        </w:rPr>
+        <w:t xml:space="preserve"> </w:t>
+      </w:r>
+      <w:r>
+        <w:rPr>
+          <w:b/>
+          <w:bCs/>
+        </w:rPr>
+        <w:t xml:space="preserve">547(b)</w:t>
+      </w:r>
+      <w:r>
+        <w:rPr>
+          <w:b/>
+          <w:bCs/>
+        </w:rPr>
+        <w:t xml:space="preserve"> </w:t>
+      </w:r>
+      <w:r>
+        <w:rPr>
+          <w:b/>
+          <w:bCs/>
+        </w:rPr>
+        <w:t xml:space="preserve">and</w:t>
+      </w:r>
+      <w:r>
+        <w:rPr>
+          <w:b/>
+          <w:bCs/>
+        </w:rPr>
+        <w:t xml:space="preserve"> </w:t>
+      </w:r>
+      <w:r>
+        <w:rPr>
+          <w:b/>
+          <w:bCs/>
+        </w:rPr>
+        <w:t xml:space="preserve">550)</w:t>
+      </w:r>
+    </w:p>
+    <w:p>
+      <w:pPr>
+        <w:pStyle w:val="Allegation"/>
       </w:pPr>
       <w:r>
         <w:t xml:space="preserve">15.</w:t>
@@ -726,7 +1672,7 @@
     </w:p>
     <w:p>
       <w:pPr>
-        <w:pStyle w:val="Numbered"/>
+        <w:pStyle w:val="Allegation"/>
       </w:pPr>
       <w:r>
         <w:t xml:space="preserve">16.</w:t>
@@ -740,7 +1686,7 @@
     </w:p>
     <w:p>
       <w:pPr>
-        <w:pStyle w:val="Numbered"/>
+        <w:pStyle w:val="Allegation"/>
       </w:pPr>
       <w:r>
         <w:t xml:space="preserve">17.</w:t>
@@ -749,32 +1695,228 @@
         <w:tab/>
       </w:r>
       <w:r>
-        <w:t xml:space="preserve">Defendant received more than it would have received in a chapter 7 liquidation had the Transfers not been made. Plaintiff is therefore entitled to avoid the Transfers under 11 U.S.C. § 547(b), and to recover their value from Defendant under 11 U.S.C. § 550(a)(1).</w:t>
-      </w:r>
-    </w:p>
-    <w:bookmarkEnd w:id="27"/>
-    <w:bookmarkEnd w:id="28"/>
-    <w:bookmarkStart w:id="30" w:name="second-claim-for-relief"/>
+        <w:t xml:space="preserve">Defendant received more than it would have received in a chapter 7 liquidation had the Transfers not been made. Plaintiff is therefore entitled to avoid the Transfers under 11 U.S.C. § 547(b), and to recover their value from Defendant under 11 U.S.C. § 550(a)⁠(1).</w:t>
+      </w:r>
+    </w:p>
     <w:p>
       <w:pPr>
         <w:pStyle w:val="Heading1"/>
-      </w:pPr>
-      <w:r>
-        <w:t xml:space="preserve">Second Claim for Relief</w:t>
-      </w:r>
-    </w:p>
-    <w:bookmarkStart w:id="29" w:name="X1cdb729494d90b471d1483352427fa4257b5c54"/>
+        <w:keepNext/>
+        <w:keepLines/>
+        <w:spacing w:before="0" w:after="0" w:line="480" w:lineRule="exact"/>
+        <w:ind w:left="0" w:firstLine="0"/>
+        <w:jc w:val="center"/>
+      </w:pPr>
+      <w:r>
+        <w:rPr>
+          <w:b/>
+          <w:bCs/>
+        </w:rPr>
+        <w:t xml:space="preserve">SECOND</w:t>
+      </w:r>
+      <w:r>
+        <w:rPr>
+          <w:b/>
+          <w:bCs/>
+        </w:rPr>
+        <w:t xml:space="preserve"> </w:t>
+      </w:r>
+      <w:r>
+        <w:rPr>
+          <w:b/>
+          <w:bCs/>
+        </w:rPr>
+        <w:t xml:space="preserve">CLAIM</w:t>
+      </w:r>
+      <w:r>
+        <w:rPr>
+          <w:b/>
+          <w:bCs/>
+        </w:rPr>
+        <w:t xml:space="preserve"> </w:t>
+      </w:r>
+      <w:r>
+        <w:rPr>
+          <w:b/>
+          <w:bCs/>
+        </w:rPr>
+        <w:t xml:space="preserve">FOR</w:t>
+      </w:r>
+      <w:r>
+        <w:rPr>
+          <w:b/>
+          <w:bCs/>
+        </w:rPr>
+        <w:t xml:space="preserve"> </w:t>
+      </w:r>
+      <w:r>
+        <w:rPr>
+          <w:b/>
+          <w:bCs/>
+        </w:rPr>
+        <w:t xml:space="preserve">RELIEF</w:t>
+      </w:r>
+    </w:p>
     <w:p>
       <w:pPr>
         <w:pStyle w:val="Heading2"/>
-      </w:pPr>
-      <w:r>
-        <w:t xml:space="preserve">Avoidance of Constructively Fraudulent Transfers (11 U.S.C. §§ 548(a)(1)(B) and 550)</w:t>
-      </w:r>
-    </w:p>
-    <w:p>
-      <w:pPr>
-        <w:pStyle w:val="Numbered"/>
+        <w:keepNext/>
+        <w:keepLines/>
+        <w:spacing w:before="0" w:after="0" w:line="480" w:lineRule="exact"/>
+        <w:ind w:left="0" w:firstLine="0"/>
+        <w:jc w:val="center"/>
+      </w:pPr>
+      <w:r>
+        <w:rPr>
+          <w:b/>
+          <w:bCs/>
+        </w:rPr>
+        <w:t xml:space="preserve">Avoidance</w:t>
+      </w:r>
+      <w:r>
+        <w:rPr>
+          <w:b/>
+          <w:bCs/>
+        </w:rPr>
+        <w:t xml:space="preserve"> </w:t>
+      </w:r>
+      <w:r>
+        <w:rPr>
+          <w:b/>
+          <w:bCs/>
+        </w:rPr>
+        <w:t xml:space="preserve">of</w:t>
+      </w:r>
+      <w:r>
+        <w:rPr>
+          <w:b/>
+          <w:bCs/>
+        </w:rPr>
+        <w:t xml:space="preserve"> </w:t>
+      </w:r>
+      <w:r>
+        <w:rPr>
+          <w:b/>
+          <w:bCs/>
+        </w:rPr>
+        <w:t xml:space="preserve">Constructively</w:t>
+      </w:r>
+      <w:r>
+        <w:rPr>
+          <w:b/>
+          <w:bCs/>
+        </w:rPr>
+        <w:t xml:space="preserve"> </w:t>
+      </w:r>
+      <w:r>
+        <w:rPr>
+          <w:b/>
+          <w:bCs/>
+        </w:rPr>
+        <w:t xml:space="preserve">Fraudulent</w:t>
+      </w:r>
+      <w:r>
+        <w:rPr>
+          <w:b/>
+          <w:bCs/>
+        </w:rPr>
+        <w:t xml:space="preserve"> </w:t>
+      </w:r>
+      <w:r>
+        <w:rPr>
+          <w:b/>
+          <w:bCs/>
+        </w:rPr>
+        <w:t xml:space="preserve">Transfers</w:t>
+      </w:r>
+      <w:r>
+        <w:rPr>
+          <w:b/>
+          <w:bCs/>
+        </w:rPr>
+        <w:t xml:space="preserve"> </w:t>
+      </w:r>
+      <w:r>
+        <w:rPr>
+          <w:b/>
+          <w:bCs/>
+        </w:rPr>
+        <w:t xml:space="preserve">(11</w:t>
+      </w:r>
+      <w:r>
+        <w:rPr>
+          <w:b/>
+          <w:bCs/>
+        </w:rPr>
+        <w:t xml:space="preserve"> </w:t>
+      </w:r>
+      <w:r>
+        <w:rPr>
+          <w:b/>
+          <w:bCs/>
+        </w:rPr>
+        <w:t xml:space="preserve">U.S.C.</w:t>
+      </w:r>
+      <w:r>
+        <w:rPr>
+          <w:b/>
+          <w:bCs/>
+        </w:rPr>
+        <w:t xml:space="preserve"> </w:t>
+      </w:r>
+      <w:r>
+        <w:rPr>
+          <w:b/>
+          <w:bCs/>
+        </w:rPr>
+        <w:t xml:space="preserve">§§</w:t>
+      </w:r>
+      <w:r>
+        <w:rPr>
+          <w:b/>
+          <w:bCs/>
+        </w:rPr>
+        <w:t xml:space="preserve"> </w:t>
+      </w:r>
+      <w:r>
+        <w:rPr>
+          <w:b/>
+          <w:bCs/>
+        </w:rPr>
+        <w:t xml:space="preserve">548(a)⁠(1)⁠(B)</w:t>
+      </w:r>
+      <w:r>
+        <w:rPr>
+          <w:b/>
+          <w:bCs/>
+        </w:rPr>
+        <w:t xml:space="preserve"> </w:t>
+      </w:r>
+      <w:r>
+        <w:rPr>
+          <w:b/>
+          <w:bCs/>
+        </w:rPr>
+        <w:t xml:space="preserve">and</w:t>
+      </w:r>
+      <w:r>
+        <w:rPr>
+          <w:b/>
+          <w:bCs/>
+        </w:rPr>
+        <w:t xml:space="preserve"> </w:t>
+      </w:r>
+      <w:r>
+        <w:rPr>
+          <w:b/>
+          <w:bCs/>
+        </w:rPr>
+        <w:t xml:space="preserve">550)</w:t>
+      </w:r>
+    </w:p>
+    <w:p>
+      <w:pPr>
+        <w:pStyle w:val="Allegation"/>
       </w:pPr>
       <w:r>
         <w:t xml:space="preserve">18.</w:t>
@@ -788,7 +1930,7 @@
     </w:p>
     <w:p>
       <w:pPr>
-        <w:pStyle w:val="Numbered"/>
+        <w:pStyle w:val="Allegation"/>
       </w:pPr>
       <w:r>
         <w:t xml:space="preserve">19.</w:t>
@@ -802,7 +1944,7 @@
     </w:p>
     <w:p>
       <w:pPr>
-        <w:pStyle w:val="Numbered"/>
+        <w:pStyle w:val="Allegation"/>
       </w:pPr>
       <w:r>
         <w:t xml:space="preserve">20.</w:t>
@@ -811,23 +1953,57 @@
         <w:tab/>
       </w:r>
       <w:r>
-        <w:t xml:space="preserve">Plaintiff is therefore entitled to avoid those Transfers under 11 U.S.C. § 548(a)(1)(B), and to recover their value from Defendant under 11 U.S.C. § 550(a)(1).</w:t>
-      </w:r>
-    </w:p>
-    <w:bookmarkEnd w:id="29"/>
-    <w:bookmarkEnd w:id="30"/>
-    <w:bookmarkStart w:id="31" w:name="prayer-for-relief"/>
+        <w:t xml:space="preserve">Plaintiff is therefore entitled to avoid those Transfers under 11 U.S.C. § 548(a)⁠(1)⁠(B), and to recover their value from Defendant under 11 U.S.C. § 550(a)⁠(1).</w:t>
+      </w:r>
+    </w:p>
     <w:p>
       <w:pPr>
         <w:pStyle w:val="Heading1"/>
-      </w:pPr>
-      <w:r>
-        <w:t xml:space="preserve">Prayer for Relief</w:t>
-      </w:r>
-    </w:p>
-    <w:p>
-      <w:pPr>
-        <w:pStyle w:val="Numbered"/>
+        <w:keepNext/>
+        <w:keepLines/>
+        <w:spacing w:before="0" w:after="0" w:line="480" w:lineRule="exact"/>
+        <w:ind w:left="0" w:firstLine="0"/>
+        <w:jc w:val="center"/>
+      </w:pPr>
+      <w:r>
+        <w:rPr>
+          <w:b/>
+          <w:bCs/>
+        </w:rPr>
+        <w:t xml:space="preserve">PRAYER</w:t>
+      </w:r>
+      <w:r>
+        <w:rPr>
+          <w:b/>
+          <w:bCs/>
+        </w:rPr>
+        <w:t xml:space="preserve"> </w:t>
+      </w:r>
+      <w:r>
+        <w:rPr>
+          <w:b/>
+          <w:bCs/>
+        </w:rPr>
+        <w:t xml:space="preserve">FOR</w:t>
+      </w:r>
+      <w:r>
+        <w:rPr>
+          <w:b/>
+          <w:bCs/>
+        </w:rPr>
+        <w:t xml:space="preserve"> </w:t>
+      </w:r>
+      <w:r>
+        <w:rPr>
+          <w:b/>
+          <w:bCs/>
+        </w:rPr>
+        <w:t xml:space="preserve">RELIEF</w:t>
+      </w:r>
+    </w:p>
+    <w:p>
+      <w:pPr>
+        <w:pStyle w:val="Allegation"/>
       </w:pPr>
       <w:r>
         <w:t xml:space="preserve">21.</w:t>
@@ -841,7 +2017,7 @@
     </w:p>
     <w:p>
       <w:pPr>
-        <w:pStyle w:val="Lettered"/>
+        <w:pStyle w:val="ReliefItem"/>
       </w:pPr>
       <w:r>
         <w:t xml:space="preserve">(a)</w:t>
@@ -850,12 +2026,12 @@
         <w:tab/>
       </w:r>
       <w:r>
-        <w:t xml:space="preserve">Avoiding the Transfers under 11 U.S.C. §§ 547(b) and 548(a)(1)(B);</w:t>
-      </w:r>
-    </w:p>
-    <w:p>
-      <w:pPr>
-        <w:pStyle w:val="Lettered"/>
+        <w:t xml:space="preserve">Avoiding the Transfers under 11 U.S.C. §§ 547(b) and 548(a)⁠(1)⁠(B);</w:t>
+      </w:r>
+    </w:p>
+    <w:p>
+      <w:pPr>
+        <w:pStyle w:val="ReliefItem"/>
       </w:pPr>
       <w:r>
         <w:t xml:space="preserve">(b)</w:t>
@@ -864,12 +2040,12 @@
         <w:tab/>
       </w:r>
       <w:r>
-        <w:t xml:space="preserve">Directing Defendant to pay Plaintiff the value of the Transfers, $412,500.00, or such other amount as the evidence establishes, under 11 U.S.C. § 550(a)(1), with interest as allowed by law;</w:t>
-      </w:r>
-    </w:p>
-    <w:p>
-      <w:pPr>
-        <w:pStyle w:val="Lettered"/>
+        <w:t xml:space="preserve">Directing Defendant to pay Plaintiff the value of the Transfers, $412,500.00, or such other amount as the evidence establishes, under 11 U.S.C. § 550(a)⁠(1), with interest as allowed by law;</w:t>
+      </w:r>
+    </w:p>
+    <w:p>
+      <w:pPr>
+        <w:pStyle w:val="ReliefItem"/>
       </w:pPr>
       <w:r>
         <w:t xml:space="preserve">(c)</w:t>
@@ -878,12 +2054,12 @@
         <w:tab/>
       </w:r>
       <w:r>
-        <w:t xml:space="preserve">Preserving the avoided Transfers for the benefit of the estate under 11 U.S.C. § 551;</w:t>
-      </w:r>
-    </w:p>
-    <w:p>
-      <w:pPr>
-        <w:pStyle w:val="Lettered"/>
+        <w:t xml:space="preserve">Preserving the avoided Transfers for the benefit of the estate under 11 U.S.C. § 551;</w:t>
+      </w:r>
+    </w:p>
+    <w:p>
+      <w:pPr>
+        <w:pStyle w:val="ReliefItem"/>
       </w:pPr>
       <w:r>
         <w:t xml:space="preserve">(d)</w:t>
@@ -897,7 +2073,7 @@
     </w:p>
     <w:p>
       <w:pPr>
-        <w:pStyle w:val="LetteredKeep"/>
+        <w:pStyle w:val="ReliefItemKeep"/>
       </w:pPr>
       <w:r>
         <w:t xml:space="preserve">(e)</w:t>
@@ -911,22 +2087,24 @@
     </w:p>
     <w:tbl>
       <w:tblPr>
-        <w:tblW w:w="9000" w:type="dxa"/>
+        <w:tblW w:w="8640" w:type="dxa"/>
         <w:tblLayout w:type="fixed"/>
         <w:tblCellMar>
+          <w:top w:w="0" w:type="dxa"/>
           <w:left w:w="0" w:type="dxa"/>
+          <w:bottom w:w="0" w:type="dxa"/>
           <w:right w:w="0" w:type="dxa"/>
         </w:tblCellMar>
-        <w:tblLook w:val="0000" w:firstRow="0" w:lastRow="0" w:firstColumn="0" w:lastColumn="0" w:noHBand="1" w:noVBand="1"/>
+        <w:tblLook w:val="0000" w:firstRow="0" w:lastRow="0" w:firstColumn="0" w:lastColumn="0" w:noHBand="0" w:noVBand="0"/>
       </w:tblPr>
       <w:tblGrid>
         <w:gridCol w:w="3744"/>
-        <w:gridCol w:w="5256"/>
+        <w:gridCol w:w="288"/>
+        <w:gridCol w:w="4608"/>
       </w:tblGrid>
       <w:tr>
         <w:trPr>
           <w:cantSplit/>
-          <w:trHeight w:val="1740" w:hRule="atLeast"/>
         </w:trPr>
         <w:tc>
           <w:tcPr>
@@ -934,7 +2112,9 @@
           </w:tcPr>
           <w:p>
             <w:pPr>
-              <w:pStyle w:val="Single"/>
+              <w:spacing w:before="128" w:after="0" w:line="320" w:lineRule="exact"/>
+              <w:ind w:left="0" w:firstLine="0"/>
+              <w:jc w:val="left"/>
             </w:pPr>
             <w:r>
               <w:t xml:space="preserve">Dated: October 14, 2026</w:t>
@@ -943,11 +2123,25 @@
         </w:tc>
         <w:tc>
           <w:tcPr>
-            <w:tcW w:w="5256" w:type="dxa"/>
+            <w:tcW w:w="288" w:type="dxa"/>
           </w:tcPr>
           <w:p>
             <w:pPr>
-              <w:pStyle w:val="Single"/>
+              <w:spacing w:before="0" w:after="0" w:line="320" w:lineRule="exact"/>
+              <w:ind w:left="0" w:firstLine="0"/>
+              <w:jc w:val="left"/>
+            </w:pPr>
+          </w:p>
+        </w:tc>
+        <w:tc>
+          <w:tcPr>
+            <w:tcW w:w="4608" w:type="dxa"/>
+          </w:tcPr>
+          <w:p>
+            <w:pPr>
+              <w:spacing w:before="128" w:after="0" w:line="320" w:lineRule="exact"/>
+              <w:ind w:left="0" w:firstLine="0"/>
+              <w:jc w:val="left"/>
             </w:pPr>
             <w:r>
               <w:t xml:space="preserve">Respectfully submitted,</w:t>
@@ -955,13 +2149,16 @@
           </w:p>
           <w:p>
             <w:pPr>
-              <w:pStyle w:val="Single"/>
-              <w:spacing w:before="0" w:after="0" w:line="240" w:lineRule="exact"/>
+              <w:spacing w:before="0" w:after="0" w:line="320" w:lineRule="exact"/>
+              <w:ind w:left="0" w:firstLine="0"/>
+              <w:jc w:val="left"/>
             </w:pPr>
           </w:p>
           <w:p>
             <w:pPr>
-              <w:pStyle w:val="Single"/>
+              <w:spacing w:before="0" w:after="0" w:line="320" w:lineRule="exact"/>
+              <w:ind w:left="0" w:firstLine="0"/>
+              <w:jc w:val="left"/>
             </w:pPr>
             <w:r>
               <w:t xml:space="preserve">/s/ Jordan Example</w:t>
@@ -969,46 +2166,92 @@
           </w:p>
           <w:p>
             <w:pPr>
-              <w:pStyle w:val="Single"/>
+              <w:spacing w:before="0" w:after="0" w:line="320" w:lineRule="exact"/>
+              <w:ind w:left="0" w:firstLine="0"/>
+              <w:jc w:val="left"/>
             </w:pPr>
             <w:r>
-              <w:t xml:space="preserve">State Bar No. 000000</w:t>
+              <w:t xml:space="preserve">State</w:t>
+            </w:r>
+            <w:r>
+              <w:t xml:space="preserve"> </w:t>
+            </w:r>
+            <w:r>
+              <w:t xml:space="preserve">Bar</w:t>
+            </w:r>
+            <w:r>
+              <w:t xml:space="preserve"> </w:t>
+            </w:r>
+            <w:r>
+              <w:t xml:space="preserve">No.</w:t>
+            </w:r>
+            <w:r>
+              <w:t xml:space="preserve"> </w:t>
+            </w:r>
+            <w:r>
+              <w:t xml:space="preserve">000000</w:t>
             </w:r>
           </w:p>
           <w:p>
             <w:pPr>
-              <w:pStyle w:val="Single"/>
+              <w:spacing w:before="0" w:after="0" w:line="320" w:lineRule="exact"/>
+              <w:ind w:left="0" w:firstLine="0"/>
+              <w:jc w:val="left"/>
             </w:pPr>
             <w:r>
-              <w:t xml:space="preserve">EXAMPLE &amp; SAMPLE PLLC</w:t>
+              <w:t xml:space="preserve">EXAMPLE</w:t>
+            </w:r>
+            <w:r>
+              <w:t xml:space="preserve"> </w:t>
+            </w:r>
+            <w:r>
+              <w:t xml:space="preserve">&amp;</w:t>
+            </w:r>
+            <w:r>
+              <w:t xml:space="preserve"> </w:t>
+            </w:r>
+            <w:r>
+              <w:t xml:space="preserve">SAMPLE</w:t>
+            </w:r>
+            <w:r>
+              <w:t xml:space="preserve"> </w:t>
+            </w:r>
+            <w:r>
+              <w:t xml:space="preserve">PLLC</w:t>
             </w:r>
           </w:p>
           <w:p>
             <w:pPr>
-              <w:pStyle w:val="Single"/>
+              <w:spacing w:before="0" w:after="0" w:line="320" w:lineRule="exact"/>
+              <w:ind w:left="0" w:firstLine="0"/>
+              <w:jc w:val="left"/>
             </w:pPr>
             <w:r>
-              <w:t xml:space="preserve">Attorneys for Plaintiff</w:t>
+              <w:t xml:space="preserve">Attorneys</w:t>
+            </w:r>
+            <w:r>
+              <w:t xml:space="preserve"> </w:t>
+            </w:r>
+            <w:r>
+              <w:t xml:space="preserve">for</w:t>
+            </w:r>
+            <w:r>
+              <w:t xml:space="preserve"> </w:t>
+            </w:r>
+            <w:r>
+              <w:t xml:space="preserve">Plaintiff</w:t>
             </w:r>
           </w:p>
         </w:tc>
       </w:tr>
     </w:tbl>
-    <w:p>
-      <w:pPr>
-        <w:pStyle w:val="Normal"/>
-        <w:spacing w:line="20" w:lineRule="exact"/>
-      </w:pPr>
-    </w:p>
-    <w:bookmarkEnd w:id="31"/>
     <w:sectPr>
-      <w:headerReference r:id="rId9" w:type="default"/>
-      <w:footerReference r:id="rId10" w:type="default"/>
-      <w:pgSz w:h="15840" w:w="12240"/>
-      <w:pgMar w:bottom="960" w:footer="288" w:gutter="0" w:header="720" w:left="2160" w:right="1080" w:top="1440"/>
+      <w:footerReference w:type="default" r:id="rIdArbFooter"/>
+      <w:pgSz w:w="12240" w:h="15840"/>
+      <w:pgMar w:top="1440" w:right="1440" w:bottom="1440" w:left="2160" w:header="720" w:footer="720" w:gutter="0"/>
       <w:pgBorders w:offsetFrom="text">
-        <w:left w:color="000000" w:space="14" w:sz="4" w:val="double"/>
-        <w:right w:color="000000" w:space="7" w:sz="4" w:val="single"/>
+        <w:left w:val="double" w:sz="4" w:space="12" w:color="000000"/>
+        <w:right w:val="single" w:sz="4" w:space="7" w:color="000000"/>
       </w:pgBorders>
     </w:sectPr>
   </w:body>
@@ -1023,7 +2266,6 @@
 <w:ftr xmlns:w="http://schemas.openxmlformats.org/wordprocessingml/2006/main" xmlns:r="http://schemas.openxmlformats.org/officeDocument/2006/relationships">
   <w:p>
     <w:pPr>
-      <w:pStyle w:val="Footer"/>
       <w:jc w:val="center"/>
     </w:pPr>
     <w:r>
@@ -1040,20 +2282,6 @@
     </w:r>
     <w:r>
       <w:fldChar w:fldCharType="end"/>
-    </w:r>
-  </w:p>
-  <w:p>
-    <w:pPr>
-      <w:pStyle w:val="Footer"/>
-    </w:pPr>
-    <w:r>
-      <w:t>COMPLAINT TO AVOID AND RECOVER TRANSFERS</w:t>
-    </w:r>
-    <w:r>
-      <w:tab/>
-    </w:r>
-    <w:r>
-      <w:t>ADV. NO. 2:26-ap-00000</w:t>
     </w:r>
   </w:p>
 </w:ftr>
@@ -1078,312 +2306,418 @@
 </w:footnotes>
 </file>
 
-<file path=word/header1.xml><?xml version="1.0" encoding="utf-8"?>
-<w:hdr xmlns:w="http://schemas.openxmlformats.org/wordprocessingml/2006/main" xmlns:r="http://schemas.openxmlformats.org/officeDocument/2006/relationships" xmlns:wp="http://schemas.openxmlformats.org/drawingml/2006/wordprocessingDrawing" xmlns:a="http://schemas.openxmlformats.org/drawingml/2006/main" xmlns:wps="http://schemas.microsoft.com/office/word/2010/wordprocessingShape">
+<file path=word/ftr-add.xml><?xml version="1.0" encoding="utf-8"?>
+<w:ftr xmlns:w="http://schemas.openxmlformats.org/wordprocessingml/2006/main" xmlns:r="http://schemas.openxmlformats.org/officeDocument/2006/relationships">
   <w:p>
     <w:pPr>
-      <w:pStyle w:val="Normal"/>
-      <w:spacing w:line="240" w:lineRule="auto"/>
-    </w:pPr>
-    <w:r>
-      <w:drawing>
-        <wp:anchor distT="0" distB="0" distL="0" distR="0" simplePos="0" relativeHeight="251659264" behindDoc="1" locked="0" layoutInCell="1" allowOverlap="1">
-          <wp:simplePos x="0" y="0"/>
-          <wp:positionH relativeFrom="page">
-            <wp:posOffset>457200</wp:posOffset>
-          </wp:positionH>
-          <wp:positionV relativeFrom="page">
-            <wp:posOffset>914400</wp:posOffset>
-          </wp:positionV>
-          <wp:extent cx="530225" cy="8534400"/>
-          <wp:effectExtent l="0" t="0" r="0" b="0"/>
-          <wp:wrapNone/>
-          <wp:docPr id="101" name="PleadingLineNumbers"/>
-          <wp:cNvGraphicFramePr/>
-          <a:graphic>
-            <a:graphicData uri="http://schemas.microsoft.com/office/word/2010/wordprocessingShape">
-              <wps:wsp>
-                <wps:cNvSpPr txBox="1"/>
-                <wps:spPr>
-                  <a:xfrm>
-                    <a:off x="0" y="0"/>
-                    <a:ext cx="530225" cy="8534400"/>
-                  </a:xfrm>
-                  <a:prstGeom prst="rect">
-                    <a:avLst/>
-                  </a:prstGeom>
-                  <a:noFill/>
-                  <a:ln>
-                    <a:noFill/>
-                  </a:ln>
-                </wps:spPr>
-                <wps:txbx>
-                  <w:txbxContent>
-                    <w:p>
-                      <w:pPr>
-                        <w:pStyle w:val="LineNumber"/>
-                        <w:jc w:val="right"/>
-                      </w:pPr>
-                      <w:r>
-                        <w:t>1</w:t>
-                      </w:r>
-                    </w:p>
-                    <w:p>
-                      <w:pPr>
-                        <w:pStyle w:val="LineNumber"/>
-                        <w:jc w:val="right"/>
-                      </w:pPr>
-                      <w:r>
-                        <w:t>2</w:t>
-                      </w:r>
-                    </w:p>
-                    <w:p>
-                      <w:pPr>
-                        <w:pStyle w:val="LineNumber"/>
-                        <w:jc w:val="right"/>
-                      </w:pPr>
-                      <w:r>
-                        <w:t>3</w:t>
-                      </w:r>
-                    </w:p>
-                    <w:p>
-                      <w:pPr>
-                        <w:pStyle w:val="LineNumber"/>
-                        <w:jc w:val="right"/>
-                      </w:pPr>
-                      <w:r>
-                        <w:t>4</w:t>
-                      </w:r>
-                    </w:p>
-                    <w:p>
-                      <w:pPr>
-                        <w:pStyle w:val="LineNumber"/>
-                        <w:jc w:val="right"/>
-                      </w:pPr>
-                      <w:r>
-                        <w:t>5</w:t>
-                      </w:r>
-                    </w:p>
-                    <w:p>
-                      <w:pPr>
-                        <w:pStyle w:val="LineNumber"/>
-                        <w:jc w:val="right"/>
-                      </w:pPr>
-                      <w:r>
-                        <w:t>6</w:t>
-                      </w:r>
-                    </w:p>
-                    <w:p>
-                      <w:pPr>
-                        <w:pStyle w:val="LineNumber"/>
-                        <w:jc w:val="right"/>
-                      </w:pPr>
-                      <w:r>
-                        <w:t>7</w:t>
-                      </w:r>
-                    </w:p>
-                    <w:p>
-                      <w:pPr>
-                        <w:pStyle w:val="LineNumber"/>
-                        <w:jc w:val="right"/>
-                      </w:pPr>
-                      <w:r>
-                        <w:t>8</w:t>
-                      </w:r>
-                    </w:p>
-                    <w:p>
-                      <w:pPr>
-                        <w:pStyle w:val="LineNumber"/>
-                        <w:jc w:val="right"/>
-                      </w:pPr>
-                      <w:r>
-                        <w:t>9</w:t>
-                      </w:r>
-                    </w:p>
-                    <w:p>
-                      <w:pPr>
-                        <w:pStyle w:val="LineNumber"/>
-                        <w:jc w:val="right"/>
-                      </w:pPr>
-                      <w:r>
-                        <w:t>10</w:t>
-                      </w:r>
-                    </w:p>
-                    <w:p>
-                      <w:pPr>
-                        <w:pStyle w:val="LineNumber"/>
-                        <w:jc w:val="right"/>
-                      </w:pPr>
-                      <w:r>
-                        <w:t>11</w:t>
-                      </w:r>
-                    </w:p>
-                    <w:p>
-                      <w:pPr>
-                        <w:pStyle w:val="LineNumber"/>
-                        <w:jc w:val="right"/>
-                      </w:pPr>
-                      <w:r>
-                        <w:t>12</w:t>
-                      </w:r>
-                    </w:p>
-                    <w:p>
-                      <w:pPr>
-                        <w:pStyle w:val="LineNumber"/>
-                        <w:jc w:val="right"/>
-                      </w:pPr>
-                      <w:r>
-                        <w:t>13</w:t>
-                      </w:r>
-                    </w:p>
-                    <w:p>
-                      <w:pPr>
-                        <w:pStyle w:val="LineNumber"/>
-                        <w:jc w:val="right"/>
-                      </w:pPr>
-                      <w:r>
-                        <w:t>14</w:t>
-                      </w:r>
-                    </w:p>
-                    <w:p>
-                      <w:pPr>
-                        <w:pStyle w:val="LineNumber"/>
-                        <w:jc w:val="right"/>
-                      </w:pPr>
-                      <w:r>
-                        <w:t>15</w:t>
-                      </w:r>
-                    </w:p>
-                    <w:p>
-                      <w:pPr>
-                        <w:pStyle w:val="LineNumber"/>
-                        <w:jc w:val="right"/>
-                      </w:pPr>
-                      <w:r>
-                        <w:t>16</w:t>
-                      </w:r>
-                    </w:p>
-                    <w:p>
-                      <w:pPr>
-                        <w:pStyle w:val="LineNumber"/>
-                        <w:jc w:val="right"/>
-                      </w:pPr>
-                      <w:r>
-                        <w:t>17</w:t>
-                      </w:r>
-                    </w:p>
-                    <w:p>
-                      <w:pPr>
-                        <w:pStyle w:val="LineNumber"/>
-                        <w:jc w:val="right"/>
-                      </w:pPr>
-                      <w:r>
-                        <w:t>18</w:t>
-                      </w:r>
-                    </w:p>
-                    <w:p>
-                      <w:pPr>
-                        <w:pStyle w:val="LineNumber"/>
-                        <w:jc w:val="right"/>
-                      </w:pPr>
-                      <w:r>
-                        <w:t>19</w:t>
-                      </w:r>
-                    </w:p>
-                    <w:p>
-                      <w:pPr>
-                        <w:pStyle w:val="LineNumber"/>
-                        <w:jc w:val="right"/>
-                      </w:pPr>
-                      <w:r>
-                        <w:t>20</w:t>
-                      </w:r>
-                    </w:p>
-                    <w:p>
-                      <w:pPr>
-                        <w:pStyle w:val="LineNumber"/>
-                        <w:jc w:val="right"/>
-                      </w:pPr>
-                      <w:r>
-                        <w:t>21</w:t>
-                      </w:r>
-                    </w:p>
-                    <w:p>
-                      <w:pPr>
-                        <w:pStyle w:val="LineNumber"/>
-                        <w:jc w:val="right"/>
-                      </w:pPr>
-                      <w:r>
-                        <w:t>22</w:t>
-                      </w:r>
-                    </w:p>
-                    <w:p>
-                      <w:pPr>
-                        <w:pStyle w:val="LineNumber"/>
-                        <w:jc w:val="right"/>
-                      </w:pPr>
-                      <w:r>
-                        <w:t>23</w:t>
-                      </w:r>
-                    </w:p>
-                    <w:p>
-                      <w:pPr>
-                        <w:pStyle w:val="LineNumber"/>
-                        <w:jc w:val="right"/>
-                      </w:pPr>
-                      <w:r>
-                        <w:t>24</w:t>
-                      </w:r>
-                    </w:p>
-                    <w:p>
-                      <w:pPr>
-                        <w:pStyle w:val="LineNumber"/>
-                        <w:jc w:val="right"/>
-                      </w:pPr>
-                      <w:r>
-                        <w:t>25</w:t>
-                      </w:r>
-                    </w:p>
-                    <w:p>
-                      <w:pPr>
-                        <w:pStyle w:val="LineNumber"/>
-                        <w:jc w:val="right"/>
-                      </w:pPr>
-                      <w:r>
-                        <w:t>26</w:t>
-                      </w:r>
-                    </w:p>
-                    <w:p>
-                      <w:pPr>
-                        <w:pStyle w:val="LineNumber"/>
-                        <w:jc w:val="right"/>
-                      </w:pPr>
-                      <w:r>
-                        <w:t>27</w:t>
-                      </w:r>
-                    </w:p>
-                    <w:p>
-                      <w:pPr>
-                        <w:pStyle w:val="LineNumber"/>
-                        <w:jc w:val="right"/>
-                      </w:pPr>
-                      <w:r>
-                        <w:t>28</w:t>
-                      </w:r>
-                    </w:p>
-                  </w:txbxContent>
-                </wps:txbx>
-                <wps:bodyPr rot="0" vert="horz" wrap="square" lIns="0" tIns="0" rIns="0" bIns="0" anchor="t" anchorCtr="0">
-                  <a:noAutofit/>
-                </wps:bodyPr>
-              </wps:wsp>
-            </a:graphicData>
-          </a:graphic>
-        </wp:anchor>
-      </w:drawing>
+      <w:spacing w:before="0" w:after="0"/>
+      <w:jc w:val="center"/>
+    </w:pPr>
+    <w:r>
+      <w:t>Add-</w:t>
+    </w:r>
+    <w:r>
+      <w:fldChar w:fldCharType="begin"/>
+    </w:r>
+    <w:r>
+      <w:instrText xml:space="preserve"> PAGE </w:instrText>
+    </w:r>
+    <w:r>
+      <w:fldChar w:fldCharType="separate"/>
+    </w:r>
+    <w:r>
+      <w:t>1</w:t>
+    </w:r>
+    <w:r>
+      <w:fldChar w:fldCharType="end"/>
     </w:r>
   </w:p>
-</w:hdr>
+</w:ftr>
+</file>
+
+<file path=word/ftr-none.xml><?xml version="1.0" encoding="utf-8"?>
+<w:ftr xmlns:w="http://schemas.openxmlformats.org/wordprocessingml/2006/main" xmlns:r="http://schemas.openxmlformats.org/officeDocument/2006/relationships">
+  <w:p>
+    <w:pPr>
+      <w:spacing w:before="0" w:after="0"/>
+      <w:jc w:val="center"/>
+    </w:pPr>
+  </w:p>
+</w:ftr>
+</file>
+
+<file path=word/ftr-own1.xml><?xml version="1.0" encoding="utf-8"?>
+<w:ftr xmlns:w="http://schemas.openxmlformats.org/wordprocessingml/2006/main" xmlns:r="http://schemas.openxmlformats.org/officeDocument/2006/relationships">
+  <w:p>
+    <w:pPr>
+      <w:framePr w:w="1555" w:h="12960" w:hRule="exact" w:hSpace="0" w:wrap="around" w:vAnchor="page" w:hAnchor="page" w:x="0" w:y="1440"/>
+      <w:spacing w:before="0" w:after="0" w:line="480" w:lineRule="exact"/>
+      <w:jc w:val="right"/>
+    </w:pPr>
+    <w:r>
+      <w:t xml:space="preserve">1</w:t>
+    </w:r>
+  </w:p>
+  <w:p>
+    <w:pPr>
+      <w:framePr w:w="1555" w:h="12960" w:hRule="exact" w:hSpace="0" w:wrap="around" w:vAnchor="page" w:hAnchor="page" w:x="0" w:y="1440"/>
+      <w:spacing w:before="0" w:after="0" w:line="480" w:lineRule="exact"/>
+      <w:jc w:val="right"/>
+    </w:pPr>
+    <w:r>
+      <w:t xml:space="preserve">2</w:t>
+    </w:r>
+  </w:p>
+  <w:p>
+    <w:pPr>
+      <w:framePr w:w="1555" w:h="12960" w:hRule="exact" w:hSpace="0" w:wrap="around" w:vAnchor="page" w:hAnchor="page" w:x="0" w:y="1440"/>
+      <w:spacing w:before="0" w:after="0" w:line="480" w:lineRule="exact"/>
+      <w:jc w:val="right"/>
+    </w:pPr>
+    <w:r>
+      <w:t xml:space="preserve">3</w:t>
+    </w:r>
+  </w:p>
+  <w:p>
+    <w:pPr>
+      <w:framePr w:w="1555" w:h="12960" w:hRule="exact" w:hSpace="0" w:wrap="around" w:vAnchor="page" w:hAnchor="page" w:x="0" w:y="1440"/>
+      <w:spacing w:before="0" w:after="0" w:line="480" w:lineRule="exact"/>
+      <w:jc w:val="right"/>
+    </w:pPr>
+    <w:r>
+      <w:t xml:space="preserve">4</w:t>
+    </w:r>
+  </w:p>
+  <w:p>
+    <w:pPr>
+      <w:framePr w:w="1555" w:h="12960" w:hRule="exact" w:hSpace="0" w:wrap="around" w:vAnchor="page" w:hAnchor="page" w:x="0" w:y="1440"/>
+      <w:spacing w:before="0" w:after="0" w:line="480" w:lineRule="exact"/>
+      <w:jc w:val="right"/>
+    </w:pPr>
+    <w:r>
+      <w:t xml:space="preserve">5</w:t>
+    </w:r>
+  </w:p>
+  <w:p>
+    <w:pPr>
+      <w:framePr w:w="1555" w:h="12960" w:hRule="exact" w:hSpace="0" w:wrap="around" w:vAnchor="page" w:hAnchor="page" w:x="0" w:y="1440"/>
+      <w:spacing w:before="0" w:after="0" w:line="480" w:lineRule="exact"/>
+      <w:jc w:val="right"/>
+    </w:pPr>
+    <w:r>
+      <w:t xml:space="preserve">6</w:t>
+    </w:r>
+  </w:p>
+  <w:p>
+    <w:pPr>
+      <w:framePr w:w="1555" w:h="12960" w:hRule="exact" w:hSpace="0" w:wrap="around" w:vAnchor="page" w:hAnchor="page" w:x="0" w:y="1440"/>
+      <w:spacing w:before="0" w:after="0" w:line="480" w:lineRule="exact"/>
+      <w:jc w:val="right"/>
+    </w:pPr>
+    <w:r>
+      <w:t xml:space="preserve">7</w:t>
+    </w:r>
+  </w:p>
+  <w:p>
+    <w:pPr>
+      <w:framePr w:w="1555" w:h="12960" w:hRule="exact" w:hSpace="0" w:wrap="around" w:vAnchor="page" w:hAnchor="page" w:x="0" w:y="1440"/>
+      <w:spacing w:before="0" w:after="0" w:line="480" w:lineRule="exact"/>
+      <w:jc w:val="right"/>
+    </w:pPr>
+    <w:r>
+      <w:t xml:space="preserve">8</w:t>
+    </w:r>
+  </w:p>
+  <w:p>
+    <w:pPr>
+      <w:framePr w:w="1555" w:h="12960" w:hRule="exact" w:hSpace="0" w:wrap="around" w:vAnchor="page" w:hAnchor="page" w:x="0" w:y="1440"/>
+      <w:spacing w:before="0" w:after="0" w:line="480" w:lineRule="exact"/>
+      <w:jc w:val="right"/>
+    </w:pPr>
+    <w:r>
+      <w:t xml:space="preserve">9</w:t>
+    </w:r>
+  </w:p>
+  <w:p>
+    <w:pPr>
+      <w:framePr w:w="1555" w:h="12960" w:hRule="exact" w:hSpace="0" w:wrap="around" w:vAnchor="page" w:hAnchor="page" w:x="0" w:y="1440"/>
+      <w:spacing w:before="0" w:after="0" w:line="480" w:lineRule="exact"/>
+      <w:jc w:val="right"/>
+    </w:pPr>
+    <w:r>
+      <w:t xml:space="preserve">10</w:t>
+    </w:r>
+  </w:p>
+  <w:p>
+    <w:pPr>
+      <w:framePr w:w="1555" w:h="12960" w:hRule="exact" w:hSpace="0" w:wrap="around" w:vAnchor="page" w:hAnchor="page" w:x="0" w:y="1440"/>
+      <w:spacing w:before="0" w:after="0" w:line="480" w:lineRule="exact"/>
+      <w:jc w:val="right"/>
+    </w:pPr>
+    <w:r>
+      <w:t xml:space="preserve">11</w:t>
+    </w:r>
+  </w:p>
+  <w:p>
+    <w:pPr>
+      <w:framePr w:w="1555" w:h="12960" w:hRule="exact" w:hSpace="0" w:wrap="around" w:vAnchor="page" w:hAnchor="page" w:x="0" w:y="1440"/>
+      <w:spacing w:before="0" w:after="0" w:line="480" w:lineRule="exact"/>
+      <w:jc w:val="right"/>
+    </w:pPr>
+    <w:r>
+      <w:t xml:space="preserve">12</w:t>
+    </w:r>
+  </w:p>
+  <w:p>
+    <w:pPr>
+      <w:framePr w:w="1555" w:h="12960" w:hRule="exact" w:hSpace="0" w:wrap="around" w:vAnchor="page" w:hAnchor="page" w:x="0" w:y="1440"/>
+      <w:spacing w:before="0" w:after="0" w:line="480" w:lineRule="exact"/>
+      <w:jc w:val="right"/>
+    </w:pPr>
+    <w:r>
+      <w:t xml:space="preserve">13</w:t>
+    </w:r>
+  </w:p>
+  <w:p>
+    <w:pPr>
+      <w:framePr w:w="1555" w:h="12960" w:hRule="exact" w:hSpace="0" w:wrap="around" w:vAnchor="page" w:hAnchor="page" w:x="0" w:y="1440"/>
+      <w:spacing w:before="0" w:after="0" w:line="480" w:lineRule="exact"/>
+      <w:jc w:val="right"/>
+    </w:pPr>
+    <w:r>
+      <w:t xml:space="preserve">14</w:t>
+    </w:r>
+  </w:p>
+  <w:p>
+    <w:pPr>
+      <w:framePr w:w="1555" w:h="12960" w:hRule="exact" w:hSpace="0" w:wrap="around" w:vAnchor="page" w:hAnchor="page" w:x="0" w:y="1440"/>
+      <w:spacing w:before="0" w:after="0" w:line="480" w:lineRule="exact"/>
+      <w:jc w:val="right"/>
+    </w:pPr>
+    <w:r>
+      <w:t xml:space="preserve">15</w:t>
+    </w:r>
+  </w:p>
+  <w:p>
+    <w:pPr>
+      <w:framePr w:w="1555" w:h="12960" w:hRule="exact" w:hSpace="0" w:wrap="around" w:vAnchor="page" w:hAnchor="page" w:x="0" w:y="1440"/>
+      <w:spacing w:before="0" w:after="0" w:line="480" w:lineRule="exact"/>
+      <w:jc w:val="right"/>
+    </w:pPr>
+    <w:r>
+      <w:t xml:space="preserve">16</w:t>
+    </w:r>
+  </w:p>
+  <w:p>
+    <w:pPr>
+      <w:framePr w:w="1555" w:h="12960" w:hRule="exact" w:hSpace="0" w:wrap="around" w:vAnchor="page" w:hAnchor="page" w:x="0" w:y="1440"/>
+      <w:spacing w:before="0" w:after="0" w:line="480" w:lineRule="exact"/>
+      <w:jc w:val="right"/>
+    </w:pPr>
+    <w:r>
+      <w:t xml:space="preserve">17</w:t>
+    </w:r>
+  </w:p>
+  <w:p>
+    <w:pPr>
+      <w:framePr w:w="1555" w:h="12960" w:hRule="exact" w:hSpace="0" w:wrap="around" w:vAnchor="page" w:hAnchor="page" w:x="0" w:y="1440"/>
+      <w:spacing w:before="0" w:after="0" w:line="480" w:lineRule="exact"/>
+      <w:jc w:val="right"/>
+    </w:pPr>
+    <w:r>
+      <w:t xml:space="preserve">18</w:t>
+    </w:r>
+  </w:p>
+  <w:p>
+    <w:pPr>
+      <w:framePr w:w="1555" w:h="12960" w:hRule="exact" w:hSpace="0" w:wrap="around" w:vAnchor="page" w:hAnchor="page" w:x="0" w:y="1440"/>
+      <w:spacing w:before="0" w:after="0" w:line="480" w:lineRule="exact"/>
+      <w:jc w:val="right"/>
+    </w:pPr>
+    <w:r>
+      <w:t xml:space="preserve">19</w:t>
+    </w:r>
+  </w:p>
+  <w:p>
+    <w:pPr>
+      <w:framePr w:w="1555" w:h="12960" w:hRule="exact" w:hSpace="0" w:wrap="around" w:vAnchor="page" w:hAnchor="page" w:x="0" w:y="1440"/>
+      <w:spacing w:before="0" w:after="0" w:line="480" w:lineRule="exact"/>
+      <w:jc w:val="right"/>
+    </w:pPr>
+    <w:r>
+      <w:t xml:space="preserve">20</w:t>
+    </w:r>
+  </w:p>
+  <w:p>
+    <w:pPr>
+      <w:framePr w:w="1555" w:h="12960" w:hRule="exact" w:hSpace="0" w:wrap="around" w:vAnchor="page" w:hAnchor="page" w:x="0" w:y="1440"/>
+      <w:spacing w:before="0" w:after="0" w:line="480" w:lineRule="exact"/>
+      <w:jc w:val="right"/>
+    </w:pPr>
+    <w:r>
+      <w:t xml:space="preserve">21</w:t>
+    </w:r>
+  </w:p>
+  <w:p>
+    <w:pPr>
+      <w:framePr w:w="1555" w:h="12960" w:hRule="exact" w:hSpace="0" w:wrap="around" w:vAnchor="page" w:hAnchor="page" w:x="0" w:y="1440"/>
+      <w:spacing w:before="0" w:after="0" w:line="480" w:lineRule="exact"/>
+      <w:jc w:val="right"/>
+    </w:pPr>
+    <w:r>
+      <w:t xml:space="preserve">22</w:t>
+    </w:r>
+  </w:p>
+  <w:p>
+    <w:pPr>
+      <w:framePr w:w="1555" w:h="12960" w:hRule="exact" w:hSpace="0" w:wrap="around" w:vAnchor="page" w:hAnchor="page" w:x="0" w:y="1440"/>
+      <w:spacing w:before="0" w:after="0" w:line="480" w:lineRule="exact"/>
+      <w:jc w:val="right"/>
+    </w:pPr>
+    <w:r>
+      <w:t xml:space="preserve">23</w:t>
+    </w:r>
+  </w:p>
+  <w:p>
+    <w:pPr>
+      <w:framePr w:w="1555" w:h="12960" w:hRule="exact" w:hSpace="0" w:wrap="around" w:vAnchor="page" w:hAnchor="page" w:x="0" w:y="1440"/>
+      <w:spacing w:before="0" w:after="0" w:line="480" w:lineRule="exact"/>
+      <w:jc w:val="right"/>
+    </w:pPr>
+    <w:r>
+      <w:t xml:space="preserve">24</w:t>
+    </w:r>
+  </w:p>
+  <w:p>
+    <w:pPr>
+      <w:framePr w:w="1555" w:h="12960" w:hRule="exact" w:hSpace="0" w:wrap="around" w:vAnchor="page" w:hAnchor="page" w:x="0" w:y="1440"/>
+      <w:spacing w:before="0" w:after="0" w:line="480" w:lineRule="exact"/>
+      <w:jc w:val="right"/>
+    </w:pPr>
+    <w:r>
+      <w:t xml:space="preserve">25</w:t>
+    </w:r>
+  </w:p>
+  <w:p>
+    <w:pPr>
+      <w:framePr w:w="1555" w:h="12960" w:hRule="exact" w:hSpace="0" w:wrap="around" w:vAnchor="page" w:hAnchor="page" w:x="0" w:y="1440"/>
+      <w:spacing w:before="0" w:after="0" w:line="480" w:lineRule="exact"/>
+      <w:jc w:val="right"/>
+    </w:pPr>
+    <w:r>
+      <w:t xml:space="preserve">26</w:t>
+    </w:r>
+  </w:p>
+  <w:p>
+    <w:pPr>
+      <w:framePr w:w="1555" w:h="12960" w:hRule="exact" w:hSpace="0" w:wrap="around" w:vAnchor="page" w:hAnchor="page" w:x="0" w:y="1440"/>
+      <w:spacing w:before="0" w:after="0" w:line="480" w:lineRule="exact"/>
+      <w:jc w:val="right"/>
+    </w:pPr>
+    <w:r>
+      <w:t xml:space="preserve">27</w:t>
+    </w:r>
+  </w:p>
+  <w:p>
+    <w:pPr>
+      <w:spacing w:before="0" w:after="0" w:line="260" w:lineRule="exact"/>
+      <w:jc w:val="center"/>
+    </w:pPr>
+    <w:r>
+      <w:rPr>
+        <w:sz w:val="22"/>
+        <w:szCs w:val="22"/>
+      </w:rPr>
+      <w:fldChar w:fldCharType="begin"/>
+    </w:r>
+    <w:r>
+      <w:rPr>
+        <w:sz w:val="22"/>
+        <w:szCs w:val="22"/>
+      </w:rPr>
+      <w:instrText xml:space="preserve"> PAGE </w:instrText>
+    </w:r>
+    <w:r>
+      <w:rPr>
+        <w:sz w:val="22"/>
+        <w:szCs w:val="22"/>
+      </w:rPr>
+      <w:fldChar w:fldCharType="separate"/>
+    </w:r>
+    <w:r>
+      <w:rPr>
+        <w:sz w:val="22"/>
+        <w:szCs w:val="22"/>
+      </w:rPr>
+      <w:t>1</w:t>
+    </w:r>
+    <w:r>
+      <w:rPr>
+        <w:sz w:val="22"/>
+        <w:szCs w:val="22"/>
+      </w:rPr>
+      <w:fldChar w:fldCharType="end"/>
+    </w:r>
+  </w:p>
+  <w:p>
+    <w:pPr>
+      <w:tabs>
+        <w:tab w:val="right" w:pos="8640"/>
+      </w:tabs>
+      <w:spacing w:before="80" w:after="0" w:line="260" w:lineRule="exact"/>
+      <w:jc w:val="left"/>
+    </w:pPr>
+    <w:r>
+      <w:rPr>
+        <w:sz w:val="22"/>
+        <w:szCs w:val="22"/>
+      </w:rPr>
+      <w:t xml:space="preserve">COMPLAINT TO AVOID AND RECOVER TRANSFERS</w:t>
+    </w:r>
+    <w:r>
+      <w:rPr>
+        <w:sz w:val="22"/>
+        <w:szCs w:val="22"/>
+      </w:rPr>
+      <w:tab/>
+    </w:r>
+    <w:r>
+      <w:rPr>
+        <w:sz w:val="22"/>
+        <w:szCs w:val="22"/>
+      </w:rPr>
+      <w:t xml:space="preserve">ADV. NO. 2:26-ap</w:t>
+      <w:noBreakHyphen/>
+      <w:t xml:space="preserve">00000</w:t>
+    </w:r>
+  </w:p>
+</w:ftr>
+</file>
+
+<file path=word/ftr-page.xml><?xml version="1.0" encoding="utf-8"?>
+<w:ftr xmlns:w="http://schemas.openxmlformats.org/wordprocessingml/2006/main" xmlns:r="http://schemas.openxmlformats.org/officeDocument/2006/relationships">
+  <w:p>
+    <w:pPr>
+      <w:spacing w:before="0" w:after="0"/>
+      <w:jc w:val="center"/>
+    </w:pPr>
+    <w:r>
+      <w:fldChar w:fldCharType="begin"/>
+    </w:r>
+    <w:r>
+      <w:instrText xml:space="preserve"> PAGE </w:instrText>
+    </w:r>
+    <w:r>
+      <w:fldChar w:fldCharType="separate"/>
+    </w:r>
+    <w:r>
+      <w:t>1</w:t>
+    </w:r>
+    <w:r>
+      <w:fldChar w:fldCharType="end"/>
+    </w:r>
+  </w:p>
+</w:ftr>
 </file>
 
 <file path=word/numbering.xml><?xml version="1.0" encoding="utf-8"?>
@@ -1475,59 +2809,49 @@
   <w:docDefaults>
     <w:rPrDefault>
       <w:rPr>
-        <w:rFonts w:ascii="EB Garamond" w:cs="EB Garamond" w:eastAsia="EB Garamond" w:hAnsi="EB Garamond"/>
+        <w:rFonts w:ascii="Times New Roman" w:hAnsi="Times New Roman" w:eastAsia="Times New Roman" w:cs="Times New Roman"/>
         <w:sz w:val="26"/>
         <w:szCs w:val="26"/>
-        <w:lang w:bidi="ar-SA" w:eastAsia="en-US" w:val="en-US"/>
+        <w:lang w:val="en-US" w:eastAsia="zh-CN" w:bidi="ar-SA"/>
       </w:rPr>
     </w:rPrDefault>
     <w:pPrDefault>
       <w:pPr>
-        <w:spacing w:after="0" w:line="240" w:lineRule="auto"/>
+        <w:widowControl/>
+        <w:spacing w:after="0"/>
       </w:pPr>
     </w:pPrDefault>
   </w:docDefaults>
-  <w:latentStyles w:count="276" w:defLockedState="0" w:defQFormat="0" w:defSemiHidden="0" w:defUIPriority="0" w:defUnhideWhenUsed="0"/>
-  <w:style w:default="1" w:styleId="Normal" w:type="paragraph">
+  <w:latentStyles w:defLockedState="0" w:defUIPriority="0" w:defSemiHidden="0" w:defUnhideWhenUsed="0" w:defQFormat="0" w:count="276"/>
+  <w:style w:type="paragraph" w:default="1" w:styleId="Normal">
     <w:name w:val="Normal"/>
     <w:qFormat/>
-    <w:pPr>
-      <w:widowControl/>
-      <w:spacing w:after="0" w:before="0" w:line="480" w:lineRule="exact"/>
-      <w:ind w:firstLine="0"/>
-    </w:pPr>
-  </w:style>
-  <w:style w:styleId="BodyText" w:type="paragraph">
+  </w:style>
+  <w:style w:type="paragraph" w:styleId="BodyText">
     <w:name w:val="Body Text"/>
     <w:basedOn w:val="Normal"/>
+    <w:link w:val="BodyTextChar"/>
     <w:qFormat/>
     <w:pPr>
+      <w:spacing w:before="0" w:after="0" w:line="480" w:lineRule="exact"/>
       <w:ind w:firstLine="720"/>
     </w:pPr>
   </w:style>
-  <w:style w:styleId="FirstParagraph" w:type="paragraph">
+  <w:style w:type="paragraph" w:customStyle="1" w:styleId="FirstParagraph">
     <w:name w:val="First Paragraph"/>
     <w:basedOn w:val="BodyText"/>
     <w:next w:val="BodyText"/>
     <w:qFormat/>
-    <w:pPr>
-      <w:ind w:firstLine="720"/>
-    </w:pPr>
-  </w:style>
-  <w:style w:styleId="Compact" w:type="paragraph">
+  </w:style>
+  <w:style w:type="paragraph" w:customStyle="1" w:styleId="Compact">
     <w:name w:val="Compact"/>
     <w:basedOn w:val="BodyText"/>
     <w:qFormat/>
     <w:pPr>
-      <w:spacing w:after="0" w:before="0" w:line="240" w:lineRule="auto"/>
-      <w:ind w:firstLine="0"/>
-    </w:pPr>
-    <w:rPr>
-      <w:sz w:val="24"/>
-      <w:szCs w:val="24"/>
-    </w:rPr>
-  </w:style>
-  <w:style w:styleId="Title" w:type="paragraph">
+      <w:spacing w:before="36" w:after="36"/>
+    </w:pPr>
+  </w:style>
+  <w:style w:type="paragraph" w:styleId="Title">
     <w:name w:val="Title"/>
     <w:basedOn w:val="Normal"/>
     <w:next w:val="BodyText"/>
@@ -1541,24 +2865,24 @@
       <w:jc w:val="center"/>
     </w:pPr>
     <w:rPr>
-      <w:rFonts w:cstheme="majorBidi"/>
+      <w:rFonts w:asciiTheme="majorHAnsi" w:eastAsiaTheme="majorEastAsia" w:hAnsiTheme="majorHAnsi" w:cstheme="majorBidi"/>
       <w:sz w:val="56"/>
       <w:szCs w:val="56"/>
     </w:rPr>
   </w:style>
-  <w:style w:customStyle="1" w:styleId="TitleChar" w:type="character">
+  <w:style w:type="character" w:customStyle="1" w:styleId="TitleChar">
     <w:name w:val="Title Char"/>
     <w:basedOn w:val="DefaultParagraphFont"/>
     <w:link w:val="Title"/>
     <w:uiPriority w:val="10"/>
     <w:rsid w:val="00A10FD9"/>
     <w:rPr>
-      <w:rFonts w:cstheme="majorBidi"/>
+      <w:rFonts w:asciiTheme="majorHAnsi" w:eastAsiaTheme="majorEastAsia" w:hAnsiTheme="majorHAnsi" w:cstheme="majorBidi"/>
       <w:sz w:val="56"/>
       <w:szCs w:val="56"/>
     </w:rPr>
   </w:style>
-  <w:style w:styleId="Subtitle" w:type="paragraph">
+  <w:style w:type="paragraph" w:styleId="Subtitle">
     <w:name w:val="Subtitle"/>
     <w:basedOn w:val="Title"/>
     <w:next w:val="BodyText"/>
@@ -1572,27 +2896,27 @@
       </w:numPr>
     </w:pPr>
     <w:rPr>
-      <w:rFonts w:cstheme="majorBidi"/>
+      <w:rFonts w:eastAsiaTheme="majorEastAsia" w:cstheme="majorBidi"/>
       <w:spacing w:val="15"/>
       <w:sz w:val="28"/>
       <w:szCs w:val="28"/>
     </w:rPr>
   </w:style>
-  <w:style w:customStyle="1" w:styleId="SubtitleChar" w:type="character">
+  <w:style w:type="character" w:customStyle="1" w:styleId="SubtitleChar">
     <w:name w:val="Subtitle Char"/>
     <w:basedOn w:val="DefaultParagraphFont"/>
     <w:link w:val="Subtitle"/>
     <w:uiPriority w:val="11"/>
     <w:rsid w:val="00A10FD9"/>
     <w:rPr>
-      <w:rFonts w:cstheme="majorBidi"/>
-      <w:color w:themeColor="text1" w:themeTint="A6" w:val="595959"/>
+      <w:rFonts w:eastAsiaTheme="majorEastAsia" w:cstheme="majorBidi"/>
+      <w:color w:val="595959" w:themeColor="text1" w:themeTint="A6"/>
       <w:spacing w:val="15"/>
       <w:sz w:val="28"/>
       <w:szCs w:val="28"/>
     </w:rPr>
   </w:style>
-  <w:style w:customStyle="1" w:styleId="Author" w:type="paragraph">
+  <w:style w:type="paragraph" w:customStyle="1" w:styleId="Author">
     <w:name w:val="Author"/>
     <w:basedOn w:val="Title"/>
     <w:next w:val="BodyText"/>
@@ -1606,7 +2930,7 @@
       <w:szCs w:val="24"/>
     </w:rPr>
   </w:style>
-  <w:style w:styleId="Date" w:type="paragraph">
+  <w:style w:type="paragraph" w:styleId="Date">
     <w:name w:val="Date"/>
     <w:basedOn w:val="Title"/>
     <w:next w:val="BodyText"/>
@@ -1620,7 +2944,7 @@
       <w:szCs w:val="24"/>
     </w:rPr>
   </w:style>
-  <w:style w:customStyle="1" w:styleId="AbstractTitle" w:type="paragraph">
+  <w:style w:type="paragraph" w:customStyle="1" w:styleId="AbstractTitle">
     <w:name w:val="Abstract Title"/>
     <w:basedOn w:val="Normal"/>
     <w:next w:val="Abstract"/>
@@ -1628,7 +2952,7 @@
     <w:pPr>
       <w:keepNext/>
       <w:keepLines/>
-      <w:spacing w:after="0" w:before="300"/>
+      <w:spacing w:before="300" w:after="0"/>
       <w:jc w:val="center"/>
     </w:pPr>
     <w:rPr>
@@ -1637,7 +2961,7 @@
       <w:szCs w:val="20"/>
     </w:rPr>
   </w:style>
-  <w:style w:customStyle="1" w:styleId="Abstract" w:type="paragraph">
+  <w:style w:type="paragraph" w:customStyle="1" w:styleId="Abstract">
     <w:name w:val="Abstract"/>
     <w:basedOn w:val="Normal"/>
     <w:next w:val="BodyText"/>
@@ -1645,14 +2969,14 @@
     <w:pPr>
       <w:keepNext/>
       <w:keepLines/>
-      <w:spacing w:after="300" w:before="100"/>
+      <w:spacing w:before="100" w:after="300"/>
     </w:pPr>
     <w:rPr>
       <w:sz w:val="20"/>
       <w:szCs w:val="20"/>
     </w:rPr>
   </w:style>
-  <w:style w:styleId="Bibliography" w:type="paragraph">
+  <w:style w:type="paragraph" w:styleId="Bibliography">
     <w:name w:val="Bibliography"/>
     <w:basedOn w:val="Normal"/>
     <w:next w:val="Bibliography"/>
@@ -1660,75 +2984,85 @@
     <w:pPr/>
     <w:rPr/>
   </w:style>
-  <w:style w:styleId="Heading1" w:type="paragraph">
+  <w:style w:type="paragraph" w:styleId="Heading1">
     <w:name w:val="heading 1"/>
     <w:basedOn w:val="Normal"/>
     <w:next w:val="BodyText"/>
+    <w:link w:val="Heading1Char"/>
     <w:uiPriority w:val="9"/>
     <w:qFormat/>
+    <w:rsid w:val="00A10FD9"/>
     <w:pPr>
       <w:keepNext/>
       <w:keepLines/>
-      <w:spacing w:after="0" w:before="0" w:line="480" w:lineRule="exact"/>
+      <w:spacing w:before="0" w:after="0" w:line="480" w:lineRule="exact"/>
       <w:ind w:firstLine="0"/>
       <w:jc w:val="center"/>
       <w:outlineLvl w:val="0"/>
     </w:pPr>
     <w:rPr>
+      <w:rFonts w:ascii="Times New Roman" w:hAnsi="Times New Roman" w:eastAsia="Times New Roman" w:cs="Times New Roman"/>
       <w:b/>
       <w:bCs/>
       <w:caps/>
       <w:color w:val="000000"/>
-      <w:sz w:val="36"/>
-      <w:szCs w:val="36"/>
-    </w:rPr>
-  </w:style>
-  <w:style w:styleId="Heading2" w:type="paragraph">
+      <w:sz w:val="26"/>
+      <w:szCs w:val="26"/>
+    </w:rPr>
+  </w:style>
+  <w:style w:type="paragraph" w:styleId="Heading2">
     <w:name w:val="heading 2"/>
     <w:basedOn w:val="Normal"/>
     <w:next w:val="BodyText"/>
+    <w:link w:val="Heading2Char"/>
     <w:uiPriority w:val="9"/>
+    <w:semiHidden/>
+    <w:unhideWhenUsed/>
     <w:qFormat/>
+    <w:rsid w:val="00A10FD9"/>
     <w:pPr>
       <w:keepNext/>
       <w:keepLines/>
-      <w:spacing w:after="0" w:before="0" w:line="480" w:lineRule="exact"/>
+      <w:spacing w:before="0" w:after="0" w:line="480" w:lineRule="exact"/>
       <w:ind w:firstLine="0"/>
-      <w:jc w:val="center"/>
       <w:outlineLvl w:val="1"/>
     </w:pPr>
     <w:rPr>
+      <w:rFonts w:ascii="Times New Roman" w:hAnsi="Times New Roman" w:eastAsia="Times New Roman" w:cs="Times New Roman"/>
       <w:b/>
       <w:bCs/>
       <w:color w:val="000000"/>
-      <w:sz w:val="31"/>
-      <w:szCs w:val="31"/>
-    </w:rPr>
-  </w:style>
-  <w:style w:styleId="Heading3" w:type="paragraph">
+      <w:sz w:val="26"/>
+      <w:szCs w:val="26"/>
+    </w:rPr>
+  </w:style>
+  <w:style w:type="paragraph" w:styleId="Heading3">
     <w:name w:val="heading 3"/>
     <w:basedOn w:val="Normal"/>
     <w:next w:val="BodyText"/>
+    <w:link w:val="Heading3Char"/>
     <w:uiPriority w:val="9"/>
+    <w:semiHidden/>
+    <w:unhideWhenUsed/>
     <w:qFormat/>
+    <w:rsid w:val="00A10FD9"/>
     <w:pPr>
       <w:keepNext/>
       <w:keepLines/>
-      <w:spacing w:after="0" w:before="0" w:line="480" w:lineRule="exact"/>
+      <w:spacing w:before="0" w:after="0" w:line="480" w:lineRule="exact"/>
       <w:ind w:firstLine="0"/>
       <w:outlineLvl w:val="2"/>
     </w:pPr>
     <w:rPr>
+      <w:rFonts w:ascii="Times New Roman" w:hAnsi="Times New Roman" w:eastAsia="Times New Roman" w:cs="Times New Roman"/>
       <w:b/>
       <w:bCs/>
-      <w:i/>
-      <w:iCs/>
       <w:color w:val="000000"/>
       <w:sz w:val="26"/>
       <w:szCs w:val="26"/>
     </w:rPr>
   </w:style>
-  <w:style w:styleId="Heading4" w:type="paragraph">
+  <w:style w:type="paragraph" w:styleId="Heading4">
     <w:name w:val="heading 4"/>
     <w:basedOn w:val="Normal"/>
     <w:next w:val="BodyText"/>
@@ -1741,17 +3075,21 @@
     <w:pPr>
       <w:keepNext/>
       <w:keepLines/>
-      <w:spacing w:after="40" w:before="80"/>
+      <w:spacing w:before="0" w:after="0" w:line="480" w:lineRule="exact"/>
+      <w:ind w:firstLine="0"/>
       <w:outlineLvl w:val="3"/>
     </w:pPr>
     <w:rPr>
-      <w:rFonts w:cstheme="majorBidi"/>
+      <w:rFonts w:ascii="Times New Roman" w:hAnsi="Times New Roman" w:eastAsia="Times New Roman" w:cs="Times New Roman"/>
+      <w:b/>
+      <w:bCs/>
       <w:i/>
-      <w:iCs/>
-      <w:color w:themeColor="accent1" w:themeShade="BF" w:val="0F4761"/>
-    </w:rPr>
-  </w:style>
-  <w:style w:styleId="Heading5" w:type="paragraph">
+      <w:color w:val="000000"/>
+      <w:sz w:val="26"/>
+      <w:szCs w:val="26"/>
+    </w:rPr>
+  </w:style>
+  <w:style w:type="paragraph" w:styleId="Heading5">
     <w:name w:val="heading 5"/>
     <w:basedOn w:val="Normal"/>
     <w:next w:val="BodyText"/>
@@ -1764,15 +3102,21 @@
     <w:pPr>
       <w:keepNext/>
       <w:keepLines/>
-      <w:spacing w:after="40" w:before="80"/>
+      <w:spacing w:before="0" w:after="0" w:line="480" w:lineRule="exact"/>
+      <w:ind w:firstLine="0"/>
       <w:outlineLvl w:val="4"/>
     </w:pPr>
     <w:rPr>
-      <w:rFonts w:cstheme="majorBidi"/>
-      <w:color w:themeColor="accent1" w:themeShade="BF" w:val="0F4761"/>
-    </w:rPr>
-  </w:style>
-  <w:style w:styleId="Heading6" w:type="paragraph">
+      <w:rFonts w:ascii="Times New Roman" w:hAnsi="Times New Roman" w:eastAsia="Times New Roman" w:cs="Times New Roman"/>
+      <w:b/>
+      <w:bCs/>
+      <w:i/>
+      <w:color w:val="000000"/>
+      <w:sz w:val="26"/>
+      <w:szCs w:val="26"/>
+    </w:rPr>
+  </w:style>
+  <w:style w:type="paragraph" w:styleId="Heading6">
     <w:name w:val="heading 6"/>
     <w:basedOn w:val="Normal"/>
     <w:next w:val="BodyText"/>
@@ -1785,17 +3129,17 @@
     <w:pPr>
       <w:keepNext/>
       <w:keepLines/>
-      <w:spacing w:after="0" w:before="40"/>
+      <w:spacing w:before="40" w:after="0"/>
       <w:outlineLvl w:val="5"/>
     </w:pPr>
     <w:rPr>
-      <w:rFonts w:cstheme="majorBidi"/>
+      <w:rFonts w:eastAsiaTheme="majorEastAsia" w:cstheme="majorBidi"/>
       <w:i/>
       <w:iCs/>
-      <w:color w:themeColor="text1" w:themeTint="A6" w:val="595959"/>
-    </w:rPr>
-  </w:style>
-  <w:style w:styleId="Heading7" w:type="paragraph">
+      <w:color w:val="595959" w:themeColor="text1" w:themeTint="A6"/>
+    </w:rPr>
+  </w:style>
+  <w:style w:type="paragraph" w:styleId="Heading7">
     <w:name w:val="heading 7"/>
     <w:basedOn w:val="Normal"/>
     <w:next w:val="BodyText"/>
@@ -1808,15 +3152,15 @@
     <w:pPr>
       <w:keepNext/>
       <w:keepLines/>
-      <w:spacing w:after="0" w:before="40"/>
+      <w:spacing w:before="40" w:after="0"/>
       <w:outlineLvl w:val="6"/>
     </w:pPr>
     <w:rPr>
-      <w:rFonts w:cstheme="majorBidi"/>
-      <w:color w:themeColor="text1" w:themeTint="A6" w:val="595959"/>
-    </w:rPr>
-  </w:style>
-  <w:style w:styleId="Heading8" w:type="paragraph">
+      <w:rFonts w:eastAsiaTheme="majorEastAsia" w:cstheme="majorBidi"/>
+      <w:color w:val="595959" w:themeColor="text1" w:themeTint="A6"/>
+    </w:rPr>
+  </w:style>
+  <w:style w:type="paragraph" w:styleId="Heading8">
     <w:name w:val="heading 8"/>
     <w:basedOn w:val="Normal"/>
     <w:next w:val="BodyText"/>
@@ -1833,13 +3177,13 @@
       <w:outlineLvl w:val="7"/>
     </w:pPr>
     <w:rPr>
-      <w:rFonts w:cstheme="majorBidi"/>
+      <w:rFonts w:eastAsiaTheme="majorEastAsia" w:cstheme="majorBidi"/>
       <w:i/>
       <w:iCs/>
-      <w:color w:themeColor="text1" w:themeTint="D8" w:val="272727"/>
-    </w:rPr>
-  </w:style>
-  <w:style w:styleId="Heading9" w:type="paragraph">
+      <w:color w:val="272727" w:themeColor="text1" w:themeTint="D8"/>
+    </w:rPr>
+  </w:style>
+  <w:style w:type="paragraph" w:styleId="Heading9">
     <w:name w:val="heading 9"/>
     <w:basedOn w:val="Normal"/>
     <w:next w:val="BodyText"/>
@@ -1856,24 +3200,24 @@
       <w:outlineLvl w:val="8"/>
     </w:pPr>
     <w:rPr>
-      <w:rFonts w:cstheme="majorBidi"/>
-      <w:color w:themeColor="text1" w:themeTint="D8" w:val="272727"/>
-    </w:rPr>
-  </w:style>
-  <w:style w:customStyle="1" w:styleId="Heading1Char" w:type="character">
+      <w:rFonts w:eastAsiaTheme="majorEastAsia" w:cstheme="majorBidi"/>
+      <w:color w:val="272727" w:themeColor="text1" w:themeTint="D8"/>
+    </w:rPr>
+  </w:style>
+  <w:style w:type="character" w:customStyle="1" w:styleId="Heading1Char">
     <w:name w:val="Heading 1 Char"/>
     <w:basedOn w:val="DefaultParagraphFont"/>
     <w:link w:val="Heading1"/>
     <w:uiPriority w:val="9"/>
     <w:rsid w:val="00A10FD9"/>
     <w:rPr>
-      <w:rFonts w:cstheme="majorBidi"/>
-      <w:color w:themeColor="accent1" w:themeShade="BF" w:val="0F4761"/>
+      <w:rFonts w:asciiTheme="majorHAnsi" w:eastAsiaTheme="majorEastAsia" w:hAnsiTheme="majorHAnsi" w:cstheme="majorBidi"/>
+      <w:color w:val="0F4761" w:themeColor="accent1" w:themeShade="BF"/>
       <w:sz w:val="40"/>
       <w:szCs w:val="40"/>
     </w:rPr>
   </w:style>
-  <w:style w:customStyle="1" w:styleId="Heading2Char" w:type="character">
+  <w:style w:type="character" w:customStyle="1" w:styleId="Heading2Char">
     <w:name w:val="Heading 2 Char"/>
     <w:basedOn w:val="DefaultParagraphFont"/>
     <w:link w:val="Heading2"/>
@@ -1881,13 +3225,13 @@
     <w:semiHidden/>
     <w:rsid w:val="00A10FD9"/>
     <w:rPr>
-      <w:rFonts w:cstheme="majorBidi"/>
-      <w:color w:themeColor="accent1" w:themeShade="BF" w:val="0F4761"/>
+      <w:rFonts w:asciiTheme="majorHAnsi" w:eastAsiaTheme="majorEastAsia" w:hAnsiTheme="majorHAnsi" w:cstheme="majorBidi"/>
+      <w:color w:val="0F4761" w:themeColor="accent1" w:themeShade="BF"/>
       <w:sz w:val="32"/>
       <w:szCs w:val="32"/>
     </w:rPr>
   </w:style>
-  <w:style w:customStyle="1" w:styleId="Heading3Char" w:type="character">
+  <w:style w:type="character" w:customStyle="1" w:styleId="Heading3Char">
     <w:name w:val="Heading 3 Char"/>
     <w:basedOn w:val="DefaultParagraphFont"/>
     <w:link w:val="Heading3"/>
@@ -1895,13 +3239,13 @@
     <w:semiHidden/>
     <w:rsid w:val="00A10FD9"/>
     <w:rPr>
-      <w:rFonts w:cstheme="majorBidi"/>
-      <w:color w:themeColor="accent1" w:themeShade="BF" w:val="0F4761"/>
+      <w:rFonts w:eastAsiaTheme="majorEastAsia" w:cstheme="majorBidi"/>
+      <w:color w:val="0F4761" w:themeColor="accent1" w:themeShade="BF"/>
       <w:sz w:val="28"/>
       <w:szCs w:val="28"/>
     </w:rPr>
   </w:style>
-  <w:style w:customStyle="1" w:styleId="Heading4Char" w:type="character">
+  <w:style w:type="character" w:customStyle="1" w:styleId="Heading4Char">
     <w:name w:val="Heading 4 Char"/>
     <w:basedOn w:val="DefaultParagraphFont"/>
     <w:link w:val="Heading4"/>
@@ -1909,13 +3253,13 @@
     <w:semiHidden/>
     <w:rsid w:val="00A10FD9"/>
     <w:rPr>
-      <w:rFonts w:cstheme="majorBidi"/>
+      <w:rFonts w:eastAsiaTheme="majorEastAsia" w:cstheme="majorBidi"/>
       <w:i/>
       <w:iCs/>
-      <w:color w:themeColor="accent1" w:themeShade="BF" w:val="0F4761"/>
-    </w:rPr>
-  </w:style>
-  <w:style w:customStyle="1" w:styleId="Heading5Char" w:type="character">
+      <w:color w:val="0F4761" w:themeColor="accent1" w:themeShade="BF"/>
+    </w:rPr>
+  </w:style>
+  <w:style w:type="character" w:customStyle="1" w:styleId="Heading5Char">
     <w:name w:val="Heading 5 Char"/>
     <w:basedOn w:val="DefaultParagraphFont"/>
     <w:link w:val="Heading5"/>
@@ -1923,11 +3267,11 @@
     <w:semiHidden/>
     <w:rsid w:val="00A10FD9"/>
     <w:rPr>
-      <w:rFonts w:cstheme="majorBidi"/>
-      <w:color w:themeColor="accent1" w:themeShade="BF" w:val="0F4761"/>
-    </w:rPr>
-  </w:style>
-  <w:style w:customStyle="1" w:styleId="Heading6Char" w:type="character">
+      <w:rFonts w:eastAsiaTheme="majorEastAsia" w:cstheme="majorBidi"/>
+      <w:color w:val="0F4761" w:themeColor="accent1" w:themeShade="BF"/>
+    </w:rPr>
+  </w:style>
+  <w:style w:type="character" w:customStyle="1" w:styleId="Heading6Char">
     <w:name w:val="Heading 6 Char"/>
     <w:basedOn w:val="DefaultParagraphFont"/>
     <w:link w:val="Heading6"/>
@@ -1935,13 +3279,13 @@
     <w:semiHidden/>
     <w:rsid w:val="00A10FD9"/>
     <w:rPr>
-      <w:rFonts w:cstheme="majorBidi"/>
+      <w:rFonts w:eastAsiaTheme="majorEastAsia" w:cstheme="majorBidi"/>
       <w:i/>
       <w:iCs/>
-      <w:color w:themeColor="text1" w:themeTint="A6" w:val="595959"/>
-    </w:rPr>
-  </w:style>
-  <w:style w:customStyle="1" w:styleId="Heading7Char" w:type="character">
+      <w:color w:val="595959" w:themeColor="text1" w:themeTint="A6"/>
+    </w:rPr>
+  </w:style>
+  <w:style w:type="character" w:customStyle="1" w:styleId="Heading7Char">
     <w:name w:val="Heading 7 Char"/>
     <w:basedOn w:val="DefaultParagraphFont"/>
     <w:link w:val="Heading7"/>
@@ -1949,11 +3293,11 @@
     <w:semiHidden/>
     <w:rsid w:val="00A10FD9"/>
     <w:rPr>
-      <w:rFonts w:cstheme="majorBidi"/>
-      <w:color w:themeColor="text1" w:themeTint="A6" w:val="595959"/>
-    </w:rPr>
-  </w:style>
-  <w:style w:customStyle="1" w:styleId="Heading8Char" w:type="character">
+      <w:rFonts w:eastAsiaTheme="majorEastAsia" w:cstheme="majorBidi"/>
+      <w:color w:val="595959" w:themeColor="text1" w:themeTint="A6"/>
+    </w:rPr>
+  </w:style>
+  <w:style w:type="character" w:customStyle="1" w:styleId="Heading8Char">
     <w:name w:val="Heading 8 Char"/>
     <w:basedOn w:val="DefaultParagraphFont"/>
     <w:link w:val="Heading8"/>
@@ -1961,13 +3305,13 @@
     <w:semiHidden/>
     <w:rsid w:val="00A10FD9"/>
     <w:rPr>
-      <w:rFonts w:cstheme="majorBidi"/>
+      <w:rFonts w:eastAsiaTheme="majorEastAsia" w:cstheme="majorBidi"/>
       <w:i/>
       <w:iCs/>
-      <w:color w:themeColor="text1" w:themeTint="D8" w:val="272727"/>
-    </w:rPr>
-  </w:style>
-  <w:style w:customStyle="1" w:styleId="Heading9Char" w:type="character">
+      <w:color w:val="272727" w:themeColor="text1" w:themeTint="D8"/>
+    </w:rPr>
+  </w:style>
+  <w:style w:type="character" w:customStyle="1" w:styleId="Heading9Char">
     <w:name w:val="Heading 9 Char"/>
     <w:basedOn w:val="DefaultParagraphFont"/>
     <w:link w:val="Heading9"/>
@@ -1975,11 +3319,20 @@
     <w:semiHidden/>
     <w:rsid w:val="00A10FD9"/>
     <w:rPr>
-      <w:rFonts w:cstheme="majorBidi"/>
-      <w:color w:themeColor="text1" w:themeTint="D8" w:val="272727"/>
-    </w:rPr>
-  </w:style>
-  <w:style w:styleId="BlockText" w:type="paragraph">
+      <w:rFonts w:eastAsiaTheme="majorEastAsia" w:cstheme="majorBidi"/>
+      <w:color w:val="272727" w:themeColor="text1" w:themeTint="D8"/>
+    </w:rPr>
+  </w:style>
+  <w:style w:type="paragraph" w:customStyle="1" w:styleId="ListItem">
+    <w:name w:val="List Item"/>
+    <w:basedOn w:val="BodyText"/>
+    <w:qFormat/>
+    <w:pPr>
+      <w:spacing w:before="0" w:after="0" w:line="480" w:lineRule="exact"/>
+      <w:ind w:left="720" w:hanging="720"/>
+    </w:pPr>
+  </w:style>
+  <w:style w:type="paragraph" w:styleId="BlockText">
     <w:name w:val="Block Text"/>
     <w:basedOn w:val="BodyText"/>
     <w:next w:val="BodyText"/>
@@ -1987,23 +3340,27 @@
     <w:unhideWhenUsed/>
     <w:qFormat/>
     <w:pPr>
-      <w:spacing w:after="100" w:before="100"/>
-      <w:ind w:firstLine="0" w:left="480" w:right="480"/>
-    </w:pPr>
-  </w:style>
-  <w:style w:styleId="FootnoteText" w:type="paragraph">
-    <w:name w:val="footnote text"/>
+      <w:spacing w:before="280" w:after="280" w:line="320" w:lineRule="exact"/>
+      <w:ind w:firstLine="0" w:left="720" w:right="720"/>
+    </w:pPr>
+  </w:style>
+  <w:style w:type="paragraph" w:styleId="FootnoteText">
+    <w:name w:val="Footnote Text"/>
     <w:basedOn w:val="Normal"/>
-    <w:pPr>
-      <w:spacing w:after="80" w:before="0" w:line="240" w:lineRule="auto"/>
-      <w:ind w:firstLine="0"/>
+    <w:next w:val="FootnoteText"/>
+    <w:uiPriority w:val="9"/>
+    <w:unhideWhenUsed/>
+    <w:qFormat/>
+    <w:pPr>
+      <w:keepLines/>
+      <w:spacing w:before="0" w:after="0" w:line="276" w:lineRule="exact"/>
     </w:pPr>
     <w:rPr>
       <w:sz w:val="24"/>
       <w:szCs w:val="24"/>
     </w:rPr>
   </w:style>
-  <w:style w:styleId="FootnoteBlockText" w:type="paragraph">
+  <w:style w:type="paragraph" w:styleId="FootnoteBlockText">
     <w:name w:val="Footnote Block Text"/>
     <w:basedOn w:val="FootnoteText"/>
     <w:next w:val="FootnoteText"/>
@@ -2011,38 +3368,29 @@
     <w:unhideWhenUsed/>
     <w:qFormat/>
     <w:pPr>
-      <w:spacing w:after="100" w:before="100"/>
-      <w:ind w:firstLine="0" w:left="480" w:right="480"/>
-    </w:pPr>
-  </w:style>
-  <w:style w:default="1" w:styleId="DefaultParagraphFont" w:type="character">
+      <w:spacing w:before="280" w:after="280"/>
+      <w:ind w:firstLine="0" w:left="720" w:right="720"/>
+    </w:pPr>
+  </w:style>
+  <w:style w:type="character" w:default="1" w:styleId="DefaultParagraphFont">
     <w:name w:val="Default Paragraph Font"/>
     <w:semiHidden/>
     <w:unhideWhenUsed/>
   </w:style>
-  <w:style w:default="1" w:styleId="Table" w:type="table">
+  <w:style w:type="table" w:default="1" w:styleId="Table">
     <w:name w:val="Table"/>
     <w:basedOn w:val="TableNormal"/>
-    <w:semiHidden/>
-    <w:unhideWhenUsed/>
     <w:qFormat/>
     <w:tblPr>
-      <w:tblInd w:type="dxa" w:w="0"/>
+      <w:tblInd w:w="0" w:type="dxa"/>
       <w:tblCellMar>
-        <w:top w:type="dxa" w:w="0"/>
-        <w:left w:type="dxa" w:w="108"/>
-        <w:bottom w:type="dxa" w:w="0"/>
-        <w:right w:type="dxa" w:w="108"/>
+        <w:top w:w="0" w:type="dxa"/>
+        <w:left w:w="108" w:type="dxa"/>
+        <w:bottom w:w="0" w:type="dxa"/>
+        <w:right w:w="108" w:type="dxa"/>
       </w:tblCellMar>
     </w:tblPr>
     <w:tblStylePr w:type="firstRow">
-      <w:tblPr>
-        <w:jc w:val="left"/>
-        <w:tblInd w:type="dxa" w:w="0"/>
-      </w:tblPr>
-      <w:trPr>
-        <w:jc w:val="left"/>
-      </w:trPr>
       <w:tcPr>
         <w:tcBorders>
           <w:bottom w:val="single"/>
@@ -2051,7 +3399,7 @@
       </w:tcPr>
     </w:tblStylePr>
   </w:style>
-  <w:style w:customStyle="1" w:styleId="DefinitionTerm" w:type="paragraph">
+  <w:style w:type="paragraph" w:customStyle="1" w:styleId="DefinitionTerm">
     <w:name w:val="Definition Term"/>
     <w:basedOn w:val="Normal"/>
     <w:next w:val="Definition"/>
@@ -2064,49 +3412,49 @@
       <w:b/>
     </w:rPr>
   </w:style>
-  <w:style w:customStyle="1" w:styleId="Definition" w:type="paragraph">
+  <w:style w:type="paragraph" w:customStyle="1" w:styleId="Definition">
     <w:name w:val="Definition"/>
     <w:basedOn w:val="Normal"/>
   </w:style>
-  <w:style w:styleId="Caption" w:type="paragraph">
+  <w:style w:type="paragraph" w:styleId="Caption">
     <w:name w:val="Caption"/>
     <w:basedOn w:val="Normal"/>
     <w:link w:val="BodyTextChar"/>
     <w:pPr>
-      <w:spacing w:after="120" w:before="0"/>
+      <w:spacing w:before="0" w:after="120"/>
     </w:pPr>
     <w:rPr>
       <w:i/>
     </w:rPr>
   </w:style>
-  <w:style w:customStyle="1" w:styleId="TableCaption" w:type="paragraph">
+  <w:style w:type="paragraph" w:customStyle="1" w:styleId="TableCaption">
     <w:name w:val="Table Caption"/>
     <w:basedOn w:val="Caption"/>
     <w:pPr>
       <w:keepNext/>
     </w:pPr>
   </w:style>
-  <w:style w:customStyle="1" w:styleId="ImageCaption" w:type="paragraph">
+  <w:style w:type="paragraph" w:customStyle="1" w:styleId="ImageCaption">
     <w:name w:val="Image Caption"/>
     <w:basedOn w:val="Caption"/>
   </w:style>
-  <w:style w:customStyle="1" w:styleId="Figure" w:type="paragraph">
+  <w:style w:type="paragraph" w:customStyle="1" w:styleId="Figure">
     <w:name w:val="Figure"/>
     <w:basedOn w:val="Normal"/>
   </w:style>
-  <w:style w:customStyle="1" w:styleId="CaptionedFigure" w:type="paragraph">
+  <w:style w:type="paragraph" w:customStyle="1" w:styleId="CaptionedFigure">
     <w:name w:val="Captioned Figure"/>
     <w:basedOn w:val="Figure"/>
     <w:pPr>
       <w:keepNext/>
     </w:pPr>
   </w:style>
-  <w:style w:customStyle="1" w:styleId="BodyTextChar" w:type="character">
+  <w:style w:type="character" w:customStyle="1" w:styleId="BodyTextChar">
     <w:name w:val="Body Text Char"/>
     <w:basedOn w:val="DefaultParagraphFont"/>
     <w:link w:val="BodyText"/>
   </w:style>
-  <w:style w:customStyle="1" w:styleId="VerbatimChar" w:type="character">
+  <w:style w:type="character" w:customStyle="1" w:styleId="VerbatimChar">
     <w:name w:val="Verbatim Char"/>
     <w:basedOn w:val="BodyTextChar"/>
     <w:rPr>
@@ -2114,25 +3462,25 @@
       <w:sz w:val="22"/>
     </w:rPr>
   </w:style>
-  <w:style w:customStyle="1" w:styleId="SectionNumber" w:type="character">
+  <w:style w:type="character" w:customStyle="1" w:styleId="SectionNumber">
     <w:name w:val="Section Number"/>
     <w:basedOn w:val="BodyTextChar"/>
   </w:style>
-  <w:style w:styleId="FootnoteReference" w:type="character">
+  <w:style w:type="character" w:styleId="FootnoteReference">
     <w:name w:val="Footnote Reference"/>
     <w:basedOn w:val="BodyTextChar"/>
     <w:rPr>
       <w:vertAlign w:val="superscript"/>
     </w:rPr>
   </w:style>
-  <w:style w:styleId="Hyperlink" w:type="character">
+  <w:style w:type="character" w:styleId="Hyperlink">
     <w:name w:val="Hyperlink"/>
     <w:basedOn w:val="BodyTextChar"/>
     <w:rPr>
-      <w:color w:themeColor="accent1" w:val="4F81BD"/>
-    </w:rPr>
-  </w:style>
-  <w:style w:styleId="TOCHeading" w:type="paragraph">
+      <w:color w:val="000000"/>
+    </w:rPr>
+  </w:style>
+  <w:style w:type="paragraph" w:styleId="TOCHeading">
     <w:name w:val="TOC Heading"/>
     <w:basedOn w:val="Heading1"/>
     <w:next w:val="BodyText"/>
@@ -2144,89 +3492,55 @@
       <w:outlineLvl w:val="9"/>
     </w:pPr>
     <w:rPr>
-      <w:rFonts w:cstheme="majorBidi"/>
+      <w:rFonts w:asciiTheme="majorHAnsi" w:eastAsiaTheme="majorEastAsia" w:hAnsiTheme="majorHAnsi" w:cstheme="majorBidi"/>
       <w:b w:val="0"/>
       <w:bCs w:val="0"/>
-      <w:color w:themeColor="accent1" w:themeShade="BF" w:val="365F91"/>
-    </w:rPr>
-  </w:style>
-  <w:style w:customStyle="1" w:styleId="Centered" w:type="paragraph">
-    <w:name w:val="Centered"/>
-    <w:basedOn w:val="Single"/>
-    <w:qFormat/>
-    <w:pPr>
-      <w:jc w:val="center"/>
-    </w:pPr>
-  </w:style>
-  <w:style w:styleId="Footer" w:type="paragraph">
-    <w:name w:val="footer"/>
-    <w:basedOn w:val="Normal"/>
-    <w:pPr>
-      <w:tabs>
-        <w:tab w:pos="9000" w:val="right"/>
-      </w:tabs>
-      <w:spacing w:after="0" w:before="0" w:line="240" w:lineRule="auto"/>
-      <w:ind w:firstLine="0"/>
-    </w:pPr>
-    <w:rPr>
-      <w:sz w:val="22"/>
-      <w:szCs w:val="22"/>
-    </w:rPr>
-  </w:style>
-  <w:style w:customStyle="1" w:styleId="Lettered" w:type="paragraph">
-    <w:name w:val="Lettered"/>
-    <w:basedOn w:val="Normal"/>
-    <w:qFormat/>
-    <w:pPr>
-      <w:ind w:hanging="720" w:left="1440"/>
-    </w:pPr>
-  </w:style>
-  <w:style w:customStyle="1" w:styleId="LetteredKeep" w:type="paragraph">
-    <w:name w:val="Lettered Keep"/>
-    <w:basedOn w:val="Lettered"/>
-    <w:qFormat/>
-    <w:pPr>
-      <w:keepNext/>
-    </w:pPr>
-  </w:style>
-  <w:style w:customStyle="1" w:styleId="LineNumber" w:type="paragraph">
-    <w:name w:val="Line Number"/>
-    <w:basedOn w:val="Normal"/>
-    <w:pPr>
-      <w:spacing w:after="0" w:before="0" w:line="480" w:lineRule="exact"/>
-      <w:ind w:firstLine="0"/>
-      <w:jc w:val="right"/>
-    </w:pPr>
-  </w:style>
-  <w:style w:customStyle="1" w:styleId="Numbered" w:type="paragraph">
-    <w:name w:val="Numbered"/>
-    <w:basedOn w:val="Normal"/>
-    <w:qFormat/>
-    <w:pPr>
-      <w:ind w:firstLine="720"/>
-    </w:pPr>
-  </w:style>
-  <w:style w:customStyle="1" w:styleId="NumberedKeep" w:type="paragraph">
-    <w:name w:val="Numbered Keep"/>
-    <w:basedOn w:val="Numbered"/>
-    <w:qFormat/>
-    <w:pPr>
-      <w:keepNext/>
-    </w:pPr>
-  </w:style>
-  <w:style w:customStyle="1" w:styleId="Single" w:type="paragraph">
-    <w:name w:val="Single"/>
-    <w:basedOn w:val="Normal"/>
-    <w:qFormat/>
-    <w:pPr>
-      <w:spacing w:after="0" w:before="0" w:line="300" w:lineRule="exact"/>
-      <w:ind w:firstLine="0"/>
-    </w:pPr>
-  </w:style>
-  <w:style w:type="paragraph" w:customStyle="1" w:styleId="LetteredKeep">
-    <w:name w:val="LetteredKeep"/>
+      <w:color w:val="365F91" w:themeColor="accent1" w:themeShade="BF"/>
+    </w:rPr>
+  </w:style>
+  <w:style w:type="paragraph" w:customStyle="1" w:styleId="Allegation">
+    <w:name w:val="Allegation"/>
     <w:basedOn w:val="BodyText"/>
     <w:qFormat/>
+    <w:pPr>
+      <w:tabs>
+        <w:tab w:val="left" w:pos="1440"/>
+      </w:tabs>
+      <w:spacing w:before="0" w:after="0" w:line="480" w:lineRule="exact"/>
+      <w:ind w:left="0" w:firstLine="720"/>
+      <w:jc w:val="left"/>
+    </w:pPr>
+  </w:style>
+  <w:style w:type="paragraph" w:customStyle="1" w:styleId="AllegationKeep">
+    <w:name w:val="Allegation Keep"/>
+    <w:basedOn w:val="Allegation"/>
+    <w:qFormat/>
+    <w:pPr>
+      <w:keepNext/>
+      <w:keepLines/>
+    </w:pPr>
+  </w:style>
+  <w:style w:type="paragraph" w:customStyle="1" w:styleId="ReliefItem">
+    <w:name w:val="Relief Item"/>
+    <w:basedOn w:val="BodyText"/>
+    <w:qFormat/>
+    <w:pPr>
+      <w:tabs>
+        <w:tab w:val="left" w:pos="1440"/>
+      </w:tabs>
+      <w:spacing w:before="0" w:after="0" w:line="480" w:lineRule="exact"/>
+      <w:ind w:left="1440" w:hanging="720"/>
+      <w:jc w:val="left"/>
+    </w:pPr>
+  </w:style>
+  <w:style w:type="paragraph" w:customStyle="1" w:styleId="ReliefItemKeep">
+    <w:name w:val="Relief Item Keep"/>
+    <w:basedOn w:val="ReliefItem"/>
+    <w:qFormat/>
+    <w:pPr>
+      <w:keepNext/>
+      <w:keepLines/>
+    </w:pPr>
   </w:style>
   <w:style w:type="paragraph" w:customStyle="1" w:styleId="SourceCode">
     <w:name w:val="Source Code"/>
@@ -2508,7 +3822,7 @@
     </a:clrScheme>
     <a:fontScheme name="Office">
       <a:majorFont>
-        <a:latin typeface="EB Garamond" panose="02110004020202020204"/>
+        <a:latin typeface="Aptos Display" panose="02110004020202020204"/>
         <a:ea typeface=""/>
         <a:cs typeface=""/>
         <a:font script="Jpan" typeface="游ゴシック Light"/>
@@ -2560,7 +3874,7 @@
         <a:font script="Tfng" typeface="Ebrima"/>
       </a:majorFont>
       <a:minorFont>
-        <a:latin typeface="EB Garamond" panose="02110004020202020204"/>
+        <a:latin typeface="Aptos" panose="02110004020202020204"/>
         <a:ea typeface=""/>
         <a:cs typeface=""/>
         <a:font script="Jpan" typeface="游明朝"/>
